--- a/華僑組_STS文件_家具租賃系統.docx
+++ b/華僑組_STS文件_家具租賃系統.docx
@@ -1,6 +1,6 @@
 
 <file path=word/document.xml><?xml version="1.0" encoding="utf-8"?>
-<w:document xmlns:wpc="http://schemas.microsoft.com/office/word/2010/wordprocessingCanvas" xmlns:cx="http://schemas.microsoft.com/office/drawing/2014/chartex" xmlns:cx1="http://schemas.microsoft.com/office/drawing/2015/9/8/chartex" xmlns:cx2="http://schemas.microsoft.com/office/drawing/2015/10/21/chartex" xmlns:cx3="http://schemas.microsoft.com/office/drawing/2016/5/9/chartex" xmlns:cx4="http://schemas.microsoft.com/office/drawing/2016/5/10/chartex" xmlns:cx5="http://schemas.microsoft.com/office/drawing/2016/5/11/chartex" xmlns:cx6="http://schemas.microsoft.com/office/drawing/2016/5/12/chartex" xmlns:cx7="http://schemas.microsoft.com/office/drawing/2016/5/13/chartex" xmlns:cx8="http://schemas.microsoft.com/office/drawing/2016/5/14/chartex" xmlns:mc="http://schemas.openxmlformats.org/markup-compatibility/2006" xmlns:aink="http://schemas.microsoft.com/office/drawing/2016/ink" xmlns:am3d="http://schemas.microsoft.com/office/drawing/2017/model3d" xmlns:o="urn:schemas-microsoft-com:office:office" xmlns:r="http://schemas.openxmlformats.org/officeDocument/2006/relationships" xmlns:m="http://schemas.openxmlformats.org/officeDocument/2006/math" xmlns:v="urn:schemas-microsoft-com:vml" xmlns:wp14="http://schemas.microsoft.com/office/word/2010/wordprocessingDrawing" xmlns:wp="http://schemas.openxmlformats.org/drawingml/2006/wordprocessingDrawing" xmlns:w10="urn:schemas-microsoft-com:office:word" xmlns:w="http://schemas.openxmlformats.org/wordprocessingml/2006/main" xmlns:w14="http://schemas.microsoft.com/office/word/2010/wordml" xmlns:w15="http://schemas.microsoft.com/office/word/2012/wordml" xmlns:w16cex="http://schemas.microsoft.com/office/word/2018/wordml/cex" xmlns:w16cid="http://schemas.microsoft.com/office/word/2016/wordml/cid" xmlns:w16="http://schemas.microsoft.com/office/word/2018/wordml" xmlns:w16sdtdh="http://schemas.microsoft.com/office/word/2020/wordml/sdtdatahash" xmlns:w16se="http://schemas.microsoft.com/office/word/2015/wordml/symex" xmlns:wpg="http://schemas.microsoft.com/office/word/2010/wordprocessingGroup" xmlns:wpi="http://schemas.microsoft.com/office/word/2010/wordprocessingInk" xmlns:wne="http://schemas.microsoft.com/office/word/2006/wordml" xmlns:wps="http://schemas.microsoft.com/office/word/2010/wordprocessingShape" mc:Ignorable="w14 w15 w16se w16cid w16 w16cex w16sdtdh wp14">
+<w:document xmlns:wpc="http://schemas.microsoft.com/office/word/2010/wordprocessingCanvas" xmlns:cx="http://schemas.microsoft.com/office/drawing/2014/chartex" xmlns:mc="http://schemas.openxmlformats.org/markup-compatibility/2006" xmlns:o="urn:schemas-microsoft-com:office:office" xmlns:r="http://schemas.openxmlformats.org/officeDocument/2006/relationships" xmlns:m="http://schemas.openxmlformats.org/officeDocument/2006/math" xmlns:v="urn:schemas-microsoft-com:vml" xmlns:wp14="http://schemas.microsoft.com/office/word/2010/wordprocessingDrawing" xmlns:wp="http://schemas.openxmlformats.org/drawingml/2006/wordprocessingDrawing" xmlns:w10="urn:schemas-microsoft-com:office:word" xmlns:w="http://schemas.openxmlformats.org/wordprocessingml/2006/main" xmlns:w14="http://schemas.microsoft.com/office/word/2010/wordml" xmlns:w15="http://schemas.microsoft.com/office/word/2012/wordml" xmlns:w16se="http://schemas.microsoft.com/office/word/2015/wordml/symex" xmlns:wpg="http://schemas.microsoft.com/office/word/2010/wordprocessingGroup" xmlns:wpi="http://schemas.microsoft.com/office/word/2010/wordprocessingInk" xmlns:wne="http://schemas.microsoft.com/office/word/2006/wordml" xmlns:wps="http://schemas.microsoft.com/office/word/2010/wordprocessingShape" mc:Ignorable="w14 w15 w16se wp14">
   <w:body>
     <w:p>
       <w:pPr>
@@ -3033,7 +3033,6 @@
         <w:rPr>
           <w:rFonts w:ascii="Times New Roman" w:eastAsia="標楷體" w:hAnsi="Times New Roman" w:cs="Times New Roman"/>
         </w:rPr>
-        <w:lastRenderedPageBreak/>
         <w:t>Introduction</w:t>
       </w:r>
       <w:bookmarkEnd w:id="8"/>
@@ -3123,43 +3122,7 @@
           <w:sz w:val="24"/>
           <w:lang w:eastAsia="zh-TW"/>
         </w:rPr>
-        <w:t>為</w:t>
-      </w:r>
-      <w:r>
-        <w:rPr>
-          <w:rFonts w:ascii="Times New Roman" w:eastAsia="標楷體" w:hAnsi="Times New Roman"/>
-          <w:iCs/>
-          <w:sz w:val="24"/>
-          <w:lang w:eastAsia="zh-TW"/>
-        </w:rPr>
-        <w:t>建立一個平台可供家具租賃選擇與租借，成為業者與客戶間橋梁</w:t>
-      </w:r>
-      <w:r>
-        <w:rPr>
-          <w:rFonts w:ascii="Times New Roman" w:eastAsia="標楷體" w:hAnsi="Times New Roman"/>
-          <w:iCs/>
-          <w:sz w:val="24"/>
-          <w:lang w:eastAsia="zh-TW"/>
-        </w:rPr>
-        <w:t>的系統</w:t>
-      </w:r>
-      <w:r>
-        <w:rPr>
-          <w:rFonts w:ascii="Times New Roman" w:eastAsia="標楷體" w:hAnsi="Times New Roman"/>
-          <w:iCs/>
-          <w:sz w:val="24"/>
-          <w:lang w:eastAsia="zh-TW"/>
-        </w:rPr>
-        <w:t>，</w:t>
-      </w:r>
-      <w:r>
-        <w:rPr>
-          <w:rFonts w:ascii="Times New Roman" w:eastAsia="標楷體" w:hAnsi="Times New Roman"/>
-          <w:iCs/>
-          <w:sz w:val="24"/>
-          <w:lang w:eastAsia="zh-TW"/>
-        </w:rPr>
-        <w:t>並使顧客與業者可藉此系統提升雙方互動的方便性，故開始著手開發家具租賃系統，預計目標如下</w:t>
+        <w:t>為建立一個平台可供家具租賃選擇與租借，成為業者與客戶間橋梁的系統，並使顧客與業者可藉此系統提升雙方互動的方便性，故開始著手開發家具租賃系統，預計目標如下</w:t>
       </w:r>
       <w:r>
         <w:rPr>
@@ -3768,8 +3731,8 @@
         <w:rPr>
           <w:rFonts w:ascii="Times New Roman" w:eastAsia="標楷體" w:hAnsi="Times New Roman"/>
           <w:noProof/>
-        </w:rPr>
-        <w:lastRenderedPageBreak/>
+          <w:lang w:eastAsia="zh-TW"/>
+        </w:rPr>
         <w:drawing>
           <wp:inline distT="0" distB="0" distL="0" distR="0" wp14:anchorId="7728E2F3" wp14:editId="76977C89">
             <wp:extent cx="4191585" cy="4887007"/>
@@ -3829,7 +3792,6 @@
         <w:rPr>
           <w:rFonts w:ascii="Times New Roman" w:eastAsia="標楷體" w:hAnsi="Times New Roman" w:cs="Times New Roman"/>
         </w:rPr>
-        <w:lastRenderedPageBreak/>
         <w:t>Test Case Summary</w:t>
       </w:r>
       <w:bookmarkEnd w:id="24"/>
@@ -4555,7 +4517,6 @@
         <w:rPr>
           <w:rFonts w:ascii="Times New Roman" w:eastAsia="標楷體" w:hAnsi="Times New Roman" w:cs="Times New Roman"/>
         </w:rPr>
-        <w:lastRenderedPageBreak/>
         <w:t>Test Case-To-Requirements Traceability Matrix</w:t>
       </w:r>
       <w:bookmarkEnd w:id="27"/>
@@ -4694,99 +4655,6 @@
                 <w:color w:val="auto"/>
                 <w:lang w:eastAsia="zh-TW"/>
               </w:rPr>
-              <w:t>註冊案例</w:t>
-            </w:r>
-            <w:r>
-              <w:rPr>
-                <w:rFonts w:ascii="Times New Roman" w:eastAsia="標楷體" w:hAnsi="Times New Roman"/>
-                <w:i w:val="0"/>
-                <w:iCs/>
-                <w:color w:val="auto"/>
-                <w:lang w:eastAsia="zh-TW"/>
-              </w:rPr>
-              <w:t>、</w:t>
-            </w:r>
-            <w:r>
-              <w:rPr>
-                <w:rFonts w:ascii="Times New Roman" w:eastAsia="標楷體" w:hAnsi="Times New Roman"/>
-                <w:i w:val="0"/>
-                <w:iCs/>
-                <w:color w:val="auto"/>
-                <w:lang w:eastAsia="zh-TW"/>
-              </w:rPr>
-              <w:t>登錄案例</w:t>
-            </w:r>
-          </w:p>
-        </w:tc>
-      </w:tr>
-      <w:tr>
-        <w:tc>
-          <w:tcPr>
-            <w:tcW w:w="4675" w:type="dxa"/>
-          </w:tcPr>
-          <w:p>
-            <w:pPr>
-              <w:pStyle w:val="InstructionalText"/>
-              <w:rPr>
-                <w:rFonts w:ascii="Times New Roman" w:eastAsia="標楷體" w:hAnsi="Times New Roman"/>
-                <w:i w:val="0"/>
-                <w:iCs/>
-                <w:color w:val="auto"/>
-              </w:rPr>
-            </w:pPr>
-            <w:r>
-              <w:rPr>
-                <w:rFonts w:ascii="Times New Roman" w:eastAsia="標楷體" w:hAnsi="Times New Roman"/>
-                <w:i w:val="0"/>
-                <w:iCs/>
-                <w:color w:val="auto"/>
-              </w:rPr>
-              <w:t>物流業者</w:t>
-            </w:r>
-            <w:r>
-              <w:rPr>
-                <w:rFonts w:ascii="Times New Roman" w:eastAsia="標楷體" w:hAnsi="Times New Roman"/>
-                <w:i w:val="0"/>
-                <w:iCs/>
-                <w:color w:val="auto"/>
-                <w:lang w:eastAsia="zh-TW"/>
-              </w:rPr>
-              <w:t>登入系統</w:t>
-            </w:r>
-            <w:r>
-              <w:rPr>
-                <w:rFonts w:ascii="Times New Roman" w:eastAsia="標楷體" w:hAnsi="Times New Roman"/>
-                <w:i w:val="0"/>
-                <w:iCs/>
-                <w:color w:val="auto"/>
-              </w:rPr>
-              <w:t>查看配送地點與時程</w:t>
-            </w:r>
-          </w:p>
-        </w:tc>
-        <w:tc>
-          <w:tcPr>
-            <w:tcW w:w="4675" w:type="dxa"/>
-          </w:tcPr>
-          <w:p>
-            <w:pPr>
-              <w:pStyle w:val="InstructionalText"/>
-              <w:rPr>
-                <w:rFonts w:ascii="Times New Roman" w:eastAsia="標楷體" w:hAnsi="Times New Roman"/>
-                <w:i w:val="0"/>
-                <w:iCs/>
-                <w:color w:val="auto"/>
-                <w:lang w:eastAsia="zh-TW"/>
-              </w:rPr>
-            </w:pPr>
-            <w:r>
-              <w:rPr>
-                <w:rFonts w:ascii="Times New Roman" w:eastAsia="標楷體" w:hAnsi="Times New Roman"/>
-                <w:i w:val="0"/>
-                <w:iCs/>
-                <w:color w:val="auto"/>
-                <w:lang w:eastAsia="zh-TW"/>
-              </w:rPr>
               <w:t>註冊案例、登錄案例</w:t>
             </w:r>
           </w:p>
@@ -4814,6 +4682,79 @@
                 <w:iCs/>
                 <w:color w:val="auto"/>
               </w:rPr>
+              <w:t>物流業者</w:t>
+            </w:r>
+            <w:r>
+              <w:rPr>
+                <w:rFonts w:ascii="Times New Roman" w:eastAsia="標楷體" w:hAnsi="Times New Roman"/>
+                <w:i w:val="0"/>
+                <w:iCs/>
+                <w:color w:val="auto"/>
+                <w:lang w:eastAsia="zh-TW"/>
+              </w:rPr>
+              <w:t>登入系統</w:t>
+            </w:r>
+            <w:r>
+              <w:rPr>
+                <w:rFonts w:ascii="Times New Roman" w:eastAsia="標楷體" w:hAnsi="Times New Roman"/>
+                <w:i w:val="0"/>
+                <w:iCs/>
+                <w:color w:val="auto"/>
+              </w:rPr>
+              <w:t>查看配送地點與時程</w:t>
+            </w:r>
+          </w:p>
+        </w:tc>
+        <w:tc>
+          <w:tcPr>
+            <w:tcW w:w="4675" w:type="dxa"/>
+          </w:tcPr>
+          <w:p>
+            <w:pPr>
+              <w:pStyle w:val="InstructionalText"/>
+              <w:rPr>
+                <w:rFonts w:ascii="Times New Roman" w:eastAsia="標楷體" w:hAnsi="Times New Roman"/>
+                <w:i w:val="0"/>
+                <w:iCs/>
+                <w:color w:val="auto"/>
+                <w:lang w:eastAsia="zh-TW"/>
+              </w:rPr>
+            </w:pPr>
+            <w:r>
+              <w:rPr>
+                <w:rFonts w:ascii="Times New Roman" w:eastAsia="標楷體" w:hAnsi="Times New Roman"/>
+                <w:i w:val="0"/>
+                <w:iCs/>
+                <w:color w:val="auto"/>
+                <w:lang w:eastAsia="zh-TW"/>
+              </w:rPr>
+              <w:t>註冊案例、登錄案例</w:t>
+            </w:r>
+          </w:p>
+        </w:tc>
+      </w:tr>
+      <w:tr>
+        <w:tc>
+          <w:tcPr>
+            <w:tcW w:w="4675" w:type="dxa"/>
+          </w:tcPr>
+          <w:p>
+            <w:pPr>
+              <w:pStyle w:val="InstructionalText"/>
+              <w:rPr>
+                <w:rFonts w:ascii="Times New Roman" w:eastAsia="標楷體" w:hAnsi="Times New Roman"/>
+                <w:i w:val="0"/>
+                <w:iCs/>
+                <w:color w:val="auto"/>
+              </w:rPr>
+            </w:pPr>
+            <w:r>
+              <w:rPr>
+                <w:rFonts w:ascii="Times New Roman" w:eastAsia="標楷體" w:hAnsi="Times New Roman"/>
+                <w:i w:val="0"/>
+                <w:iCs/>
+                <w:color w:val="auto"/>
+              </w:rPr>
               <w:t>倉儲管理人員，</w:t>
             </w:r>
             <w:r>
@@ -4891,7 +4832,6 @@
         <w:rPr>
           <w:rFonts w:ascii="Times New Roman" w:eastAsia="標楷體" w:hAnsi="Times New Roman" w:cs="Times New Roman"/>
         </w:rPr>
-        <w:lastRenderedPageBreak/>
         <w:t>Test Case Details</w:t>
       </w:r>
       <w:bookmarkEnd w:id="29"/>
@@ -4992,25 +4932,7 @@
           <w:iCs/>
           <w:color w:val="auto"/>
         </w:rPr>
-        <w:t>測試內容適用於最新家具租賃系統版本，測試文件未來的</w:t>
-      </w:r>
-      <w:r>
-        <w:rPr>
-          <w:rFonts w:ascii="Times New Roman" w:eastAsia="標楷體" w:hAnsi="Times New Roman"/>
-          <w:i w:val="0"/>
-          <w:iCs/>
-          <w:color w:val="auto"/>
-        </w:rPr>
-        <w:t>風險分析</w:t>
-      </w:r>
-      <w:r>
-        <w:rPr>
-          <w:rFonts w:ascii="Times New Roman" w:eastAsia="標楷體" w:hAnsi="Times New Roman"/>
-          <w:i w:val="0"/>
-          <w:iCs/>
-          <w:color w:val="auto"/>
-        </w:rPr>
-        <w:t>與應對策略如下</w:t>
+        <w:t>測試內容適用於最新家具租賃系統版本，測試文件未來的風險分析與應對策略如下</w:t>
       </w:r>
     </w:p>
     <w:p>
@@ -5034,8 +4956,23 @@
           <w:iCs/>
           <w:color w:val="auto"/>
         </w:rPr>
-        <w:t>風險分析</w:t>
-      </w:r>
+        <w:t>風險分析：</w:t>
+      </w:r>
+    </w:p>
+    <w:p>
+      <w:pPr>
+        <w:pStyle w:val="InstructionalText"/>
+        <w:numPr>
+          <w:ilvl w:val="0"/>
+          <w:numId w:val="39"/>
+        </w:numPr>
+        <w:rPr>
+          <w:rFonts w:ascii="Times New Roman" w:eastAsia="標楷體" w:hAnsi="Times New Roman"/>
+          <w:i w:val="0"/>
+          <w:iCs/>
+          <w:color w:val="auto"/>
+        </w:rPr>
+      </w:pPr>
       <w:r>
         <w:rPr>
           <w:rFonts w:ascii="Times New Roman" w:eastAsia="標楷體" w:hAnsi="Times New Roman"/>
@@ -5045,7 +4982,16 @@
           <w:iCs/>
           <w:color w:val="auto"/>
         </w:rPr>
-        <w:t>：</w:t>
+        <w:t>伺服器連線不穩</w:t>
+      </w:r>
+      <w:r>
+        <w:rPr>
+          <w:rFonts w:ascii="Times New Roman" w:eastAsia="標楷體" w:hAnsi="Times New Roman"/>
+          <w:i w:val="0"/>
+          <w:iCs/>
+          <w:color w:val="auto"/>
+        </w:rPr>
+        <w:t>：伺服器可能因網路波動或維護問題導致連線中斷，影響測試進行。</w:t>
       </w:r>
     </w:p>
     <w:p>
@@ -5071,7 +5017,7 @@
           <w:iCs/>
           <w:color w:val="auto"/>
         </w:rPr>
-        <w:t>伺服器連線不穩</w:t>
+        <w:t>資料庫錯誤</w:t>
       </w:r>
       <w:r>
         <w:rPr>
@@ -5080,7 +5026,7 @@
           <w:iCs/>
           <w:color w:val="auto"/>
         </w:rPr>
-        <w:t>：伺服器可能因網路波動或維護問題導致連線中斷，影響測試進行。</w:t>
+        <w:t>：若資料庫出現問題（例如數據重複、斷開連線），可能導致登錄或註冊失敗。</w:t>
       </w:r>
     </w:p>
     <w:p>
@@ -5106,7 +5052,7 @@
           <w:iCs/>
           <w:color w:val="auto"/>
         </w:rPr>
-        <w:t>資料庫錯誤</w:t>
+        <w:t>多設備兼容性問題</w:t>
       </w:r>
       <w:r>
         <w:rPr>
@@ -5115,24 +5061,12 @@
           <w:iCs/>
           <w:color w:val="auto"/>
         </w:rPr>
-        <w:t>：若資料庫出現問題（例如數據重複、斷開連線），可能導致登錄或註冊失敗。</w:t>
+        <w:t>：在不同設備或瀏覽器中，登錄或註冊畫面可能出現顯示或功能異常。</w:t>
       </w:r>
     </w:p>
     <w:p>
       <w:pPr>
         <w:pStyle w:val="InstructionalText"/>
-        <w:numPr>
-          <w:ilvl w:val="0"/>
-          <w:numId w:val="39"/>
-        </w:numPr>
-        <w:rPr>
-          <w:rFonts w:ascii="Times New Roman" w:eastAsia="標楷體" w:hAnsi="Times New Roman"/>
-          <w:i w:val="0"/>
-          <w:iCs/>
-          <w:color w:val="auto"/>
-        </w:rPr>
-      </w:pPr>
-      <w:r>
         <w:rPr>
           <w:rFonts w:ascii="Times New Roman" w:eastAsia="標楷體" w:hAnsi="Times New Roman"/>
           <w:b/>
@@ -5141,21 +5075,8 @@
           <w:iCs/>
           <w:color w:val="auto"/>
         </w:rPr>
-        <w:t>多設備兼容性問題</w:t>
-      </w:r>
-      <w:r>
-        <w:rPr>
-          <w:rFonts w:ascii="Times New Roman" w:eastAsia="標楷體" w:hAnsi="Times New Roman"/>
-          <w:i w:val="0"/>
-          <w:iCs/>
-          <w:color w:val="auto"/>
-        </w:rPr>
-        <w:t>：在不同設備或瀏覽器中，登錄或註冊畫面可能出現顯示或功能異常。</w:t>
-      </w:r>
-    </w:p>
-    <w:p>
-      <w:pPr>
-        <w:pStyle w:val="InstructionalText"/>
+      </w:pPr>
+      <w:r>
         <w:rPr>
           <w:rFonts w:ascii="Times New Roman" w:eastAsia="標楷體" w:hAnsi="Times New Roman"/>
           <w:b/>
@@ -5164,16 +5085,6 @@
           <w:iCs/>
           <w:color w:val="auto"/>
         </w:rPr>
-      </w:pPr>
-      <w:r>
-        <w:rPr>
-          <w:rFonts w:ascii="Times New Roman" w:eastAsia="標楷體" w:hAnsi="Times New Roman"/>
-          <w:b/>
-          <w:bCs/>
-          <w:i w:val="0"/>
-          <w:iCs/>
-          <w:color w:val="auto"/>
-        </w:rPr>
         <w:t>應對策略：</w:t>
       </w:r>
     </w:p>
@@ -5346,8 +5257,8 @@
         <w:rPr>
           <w:rFonts w:ascii="Times New Roman" w:eastAsia="標楷體" w:hAnsi="Times New Roman"/>
           <w:noProof/>
-        </w:rPr>
-        <w:lastRenderedPageBreak/>
+          <w:lang w:eastAsia="zh-TW"/>
+        </w:rPr>
         <w:drawing>
           <wp:inline distT="0" distB="0" distL="0" distR="0" wp14:anchorId="79AC6F4D" wp14:editId="6736C532">
             <wp:extent cx="5274310" cy="2698750"/>
@@ -5744,7 +5655,6 @@
           <w:szCs w:val="28"/>
           <w:lang w:eastAsia="zh-TW"/>
         </w:rPr>
-        <w:lastRenderedPageBreak/>
         <w:drawing>
           <wp:inline distT="0" distB="0" distL="0" distR="0" wp14:anchorId="2363BFF7" wp14:editId="44C81B08">
             <wp:extent cx="5144218" cy="2457793"/>
@@ -6827,7 +6737,6 @@
           <w:szCs w:val="24"/>
           <w:lang w:eastAsia="zh-TW"/>
         </w:rPr>
-        <w:lastRenderedPageBreak/>
         <w:t>案例</w:t>
       </w:r>
       <w:r>
@@ -7748,7 +7657,7 @@
           <w:p>
             <w:pPr>
               <w:rPr>
-                <w:rFonts w:ascii="標楷體" w:eastAsia="標楷體" w:hAnsi="標楷體" w:hint="eastAsia"/>
+                <w:rFonts w:ascii="標楷體" w:eastAsia="標楷體" w:hAnsi="標楷體"/>
                 <w:iCs/>
                 <w:sz w:val="24"/>
                 <w:szCs w:val="24"/>
@@ -8479,7 +8388,6 @@
                 <w:sz w:val="24"/>
                 <w:szCs w:val="24"/>
               </w:rPr>
-              <w:lastRenderedPageBreak/>
               <w:t>5</w:t>
             </w:r>
           </w:p>
@@ -9834,25 +9742,7 @@
           <w:szCs w:val="24"/>
           <w:lang w:eastAsia="zh-TW"/>
         </w:rPr>
-        <w:t>開發人員：郭</w:t>
-      </w:r>
-      <w:r>
-        <w:rPr>
-          <w:rFonts w:ascii="Times New Roman" w:eastAsia="標楷體" w:hAnsi="Times New Roman"/>
-          <w:sz w:val="24"/>
-          <w:szCs w:val="24"/>
-          <w:lang w:eastAsia="zh-TW"/>
-        </w:rPr>
-        <w:t>丞</w:t>
-      </w:r>
-      <w:r>
-        <w:rPr>
-          <w:rFonts w:ascii="Times New Roman" w:eastAsia="標楷體" w:hAnsi="Times New Roman"/>
-          <w:sz w:val="24"/>
-          <w:szCs w:val="24"/>
-          <w:lang w:eastAsia="zh-TW"/>
-        </w:rPr>
-        <w:t>睿，協助分析及修復測試中發現的問題。</w:t>
+        <w:t>開發人員：郭丞睿，協助分析及修復測試中發現的問題。</w:t>
       </w:r>
     </w:p>
     <w:p>
@@ -10219,8 +10109,8 @@
         <w:rPr>
           <w:rFonts w:ascii="Times New Roman" w:eastAsia="標楷體" w:hAnsi="Times New Roman"/>
           <w:noProof/>
-        </w:rPr>
-        <w:lastRenderedPageBreak/>
+          <w:lang w:eastAsia="zh-TW"/>
+        </w:rPr>
         <w:drawing>
           <wp:inline distT="0" distB="0" distL="0" distR="0" wp14:anchorId="6B1584D0" wp14:editId="339509A9">
             <wp:extent cx="5274310" cy="2698750"/>
@@ -10616,7 +10506,6 @@
           <w:szCs w:val="28"/>
           <w:lang w:eastAsia="zh-TW"/>
         </w:rPr>
-        <w:lastRenderedPageBreak/>
         <w:drawing>
           <wp:inline distT="0" distB="0" distL="0" distR="0" wp14:anchorId="6138F2A6" wp14:editId="60C1A80A">
             <wp:extent cx="5144218" cy="2457793"/>
@@ -11126,25 +11015,7 @@
           <w:szCs w:val="24"/>
           <w:lang w:eastAsia="zh-TW"/>
         </w:rPr>
-        <w:t>：</w:t>
-      </w:r>
-      <w:r>
-        <w:rPr>
-          <w:rFonts w:ascii="Times New Roman" w:eastAsia="標楷體" w:hAnsi="Times New Roman"/>
-          <w:sz w:val="24"/>
-          <w:szCs w:val="24"/>
-          <w:lang w:eastAsia="zh-TW"/>
-        </w:rPr>
-        <w:t>順利正常登入進入登入頁面</w:t>
-      </w:r>
-      <w:r>
-        <w:rPr>
-          <w:rFonts w:ascii="Times New Roman" w:eastAsia="標楷體" w:hAnsi="Times New Roman"/>
-          <w:sz w:val="24"/>
-          <w:szCs w:val="24"/>
-          <w:lang w:eastAsia="zh-TW"/>
-        </w:rPr>
-        <w:t>。</w:t>
+        <w:t>：順利正常登入進入登入頁面。</w:t>
       </w:r>
     </w:p>
     <w:p>
@@ -11191,16 +11062,7 @@
           <w:szCs w:val="24"/>
           <w:lang w:eastAsia="zh-TW"/>
         </w:rPr>
-        <w:t>：</w:t>
-      </w:r>
-      <w:r>
-        <w:rPr>
-          <w:rFonts w:ascii="Times New Roman" w:eastAsia="標楷體" w:hAnsi="Times New Roman"/>
-          <w:sz w:val="24"/>
-          <w:szCs w:val="24"/>
-          <w:lang w:eastAsia="zh-TW"/>
-        </w:rPr>
-        <w:t>應顯示密碼錯誤訊息並拒絕登入。</w:t>
+        <w:t>：應顯示密碼錯誤訊息並拒絕登入。</w:t>
       </w:r>
     </w:p>
     <w:p>
@@ -11252,7 +11114,6 @@
           <w:szCs w:val="24"/>
           <w:lang w:eastAsia="zh-TW"/>
         </w:rPr>
-        <w:lastRenderedPageBreak/>
         <w:t>案例</w:t>
       </w:r>
       <w:r>
@@ -11271,25 +11132,7 @@
           <w:szCs w:val="24"/>
           <w:lang w:eastAsia="zh-TW"/>
         </w:rPr>
-        <w:t>：應顯示</w:t>
-      </w:r>
-      <w:r>
-        <w:rPr>
-          <w:rFonts w:ascii="Times New Roman" w:eastAsia="標楷體" w:hAnsi="Times New Roman"/>
-          <w:sz w:val="24"/>
-          <w:szCs w:val="24"/>
-          <w:lang w:eastAsia="zh-TW"/>
-        </w:rPr>
-        <w:t>帳號</w:t>
-      </w:r>
-      <w:r>
-        <w:rPr>
-          <w:rFonts w:ascii="Times New Roman" w:eastAsia="標楷體" w:hAnsi="Times New Roman"/>
-          <w:sz w:val="24"/>
-          <w:szCs w:val="24"/>
-          <w:lang w:eastAsia="zh-TW"/>
-        </w:rPr>
-        <w:t>錯誤訊息並拒絕登入。</w:t>
+        <w:t>：應顯示帳號錯誤訊息並拒絕登入。</w:t>
       </w:r>
     </w:p>
     <w:p>
@@ -11774,7 +11617,7 @@
           <w:p>
             <w:pPr>
               <w:rPr>
-                <w:rFonts w:ascii="標楷體" w:eastAsia="標楷體" w:hAnsi="標楷體" w:hint="eastAsia"/>
+                <w:rFonts w:ascii="標楷體" w:eastAsia="標楷體" w:hAnsi="標楷體"/>
                 <w:iCs/>
                 <w:sz w:val="24"/>
                 <w:szCs w:val="24"/>
@@ -12671,7 +12514,6 @@
           <w:szCs w:val="24"/>
           <w:lang w:eastAsia="zh-TW"/>
         </w:rPr>
-        <w:lastRenderedPageBreak/>
         <w:t>測試總結（</w:t>
       </w:r>
       <w:r>
@@ -12706,7 +12548,7 @@
         <w:spacing w:before="100" w:beforeAutospacing="1" w:after="100" w:afterAutospacing="1"/>
         <w:ind w:leftChars="0"/>
         <w:rPr>
-          <w:rFonts w:ascii="Times New Roman" w:eastAsia="標楷體" w:hAnsi="Times New Roman" w:hint="eastAsia"/>
+          <w:rFonts w:ascii="Times New Roman" w:eastAsia="標楷體" w:hAnsi="Times New Roman"/>
           <w:sz w:val="24"/>
           <w:szCs w:val="24"/>
           <w:lang w:eastAsia="zh-TW"/>
@@ -12742,18 +12584,17 @@
           <w:rFonts w:ascii="Times New Roman" w:eastAsia="標楷體" w:hAnsi="Times New Roman"/>
         </w:rPr>
       </w:pPr>
-      <w:bookmarkStart w:id="53" w:name="_Toc396111627"/>
-      <w:bookmarkStart w:id="54" w:name="_Toc443996751"/>
-      <w:bookmarkStart w:id="55" w:name="_Toc444160454"/>
-      <w:bookmarkStart w:id="56" w:name="AppA"/>
-      <w:bookmarkStart w:id="57" w:name="_Toc452625190"/>
-      <w:bookmarkStart w:id="58" w:name="_Toc452632328"/>
-      <w:bookmarkStart w:id="59" w:name="_Toc4734083"/>
-      <w:r>
-        <w:rPr>
-          <w:rFonts w:ascii="Times New Roman" w:eastAsia="標楷體" w:hAnsi="Times New Roman"/>
-        </w:rPr>
-        <w:lastRenderedPageBreak/>
+      <w:bookmarkStart w:id="53" w:name="_Toc4734083"/>
+      <w:bookmarkStart w:id="54" w:name="_Toc396111627"/>
+      <w:bookmarkStart w:id="55" w:name="_Toc443996751"/>
+      <w:bookmarkStart w:id="56" w:name="_Toc444160454"/>
+      <w:bookmarkStart w:id="57" w:name="AppA"/>
+      <w:bookmarkStart w:id="58" w:name="_Toc452625190"/>
+      <w:bookmarkStart w:id="59" w:name="_Toc452632328"/>
+      <w:r>
+        <w:rPr>
+          <w:rFonts w:ascii="Times New Roman" w:eastAsia="標楷體" w:hAnsi="Times New Roman"/>
+        </w:rPr>
         <w:t xml:space="preserve">Appendix </w:t>
       </w:r>
       <w:r>
@@ -12769,7 +12610,7 @@
         </w:rPr>
         <w:t>: Record of Changes</w:t>
       </w:r>
-      <w:bookmarkEnd w:id="59"/>
+      <w:bookmarkEnd w:id="53"/>
     </w:p>
     <w:p>
       <w:pPr>
@@ -13210,17 +13051,16 @@
       <w:bookmarkStart w:id="69" w:name="_Toc452625194"/>
       <w:bookmarkStart w:id="70" w:name="_Toc452632332"/>
       <w:bookmarkStart w:id="71" w:name="_Toc4734086"/>
-      <w:bookmarkEnd w:id="53"/>
       <w:bookmarkEnd w:id="54"/>
       <w:bookmarkEnd w:id="55"/>
       <w:bookmarkEnd w:id="56"/>
       <w:bookmarkEnd w:id="57"/>
       <w:bookmarkEnd w:id="58"/>
-      <w:r>
-        <w:rPr>
-          <w:rFonts w:ascii="Times New Roman" w:eastAsia="標楷體" w:hAnsi="Times New Roman"/>
-        </w:rPr>
-        <w:lastRenderedPageBreak/>
+      <w:bookmarkEnd w:id="59"/>
+      <w:r>
+        <w:rPr>
+          <w:rFonts w:ascii="Times New Roman" w:eastAsia="標楷體" w:hAnsi="Times New Roman"/>
+        </w:rPr>
         <w:t xml:space="preserve">Appendix </w:t>
       </w:r>
       <w:r>
@@ -13365,6 +13205,7 @@
               <w:rPr>
                 <w:rFonts w:ascii="Times New Roman" w:eastAsia="標楷體" w:hAnsi="Times New Roman"/>
                 <w:noProof/>
+                <w:lang w:eastAsia="zh-TW"/>
               </w:rPr>
               <mc:AlternateContent>
                 <mc:Choice Requires="wps">
@@ -13409,11 +13250,6 @@
                             <wps:txbx>
                               <w:txbxContent>
                                 <w:p>
-                                  <w:pPr>
-                                    <w:rPr>
-                                      <w:rFonts w:hint="eastAsia"/>
-                                    </w:rPr>
-                                  </w:pPr>
                                   <w:r>
                                     <w:rPr>
                                       <w:rFonts w:hint="eastAsia"/>
@@ -13467,7 +13303,7 @@
                     </wp:anchor>
                   </w:drawing>
                 </mc:Choice>
-                <mc:Fallback>
+                <mc:Fallback xmlns:w16sdtdh="http://schemas.microsoft.com/office/word/2020/wordml/sdtdatahash" xmlns:w16="http://schemas.microsoft.com/office/word/2018/wordml" xmlns:w16cid="http://schemas.microsoft.com/office/word/2016/wordml/cid" xmlns:w16cex="http://schemas.microsoft.com/office/word/2018/wordml/cex" xmlns:am3d="http://schemas.microsoft.com/office/drawing/2017/model3d" xmlns:aink="http://schemas.microsoft.com/office/drawing/2016/ink" xmlns:cx8="http://schemas.microsoft.com/office/drawing/2016/5/14/chartex" xmlns:cx7="http://schemas.microsoft.com/office/drawing/2016/5/13/chartex" xmlns:cx6="http://schemas.microsoft.com/office/drawing/2016/5/12/chartex" xmlns:cx5="http://schemas.microsoft.com/office/drawing/2016/5/11/chartex" xmlns:cx4="http://schemas.microsoft.com/office/drawing/2016/5/10/chartex" xmlns:cx3="http://schemas.microsoft.com/office/drawing/2016/5/9/chartex" xmlns:cx2="http://schemas.microsoft.com/office/drawing/2015/10/21/chartex" xmlns:cx1="http://schemas.microsoft.com/office/drawing/2015/9/8/chartex">
                   <w:pict>
                     <v:shapetype w14:anchorId="0893A753" id="_x0000_t202" coordsize="21600,21600" o:spt="202" path="m,l,21600r21600,l21600,xe">
                       <v:stroke joinstyle="miter"/>
@@ -13550,6 +13386,7 @@
               <w:rPr>
                 <w:rFonts w:ascii="Times New Roman" w:eastAsia="標楷體" w:hAnsi="Times New Roman"/>
                 <w:noProof/>
+                <w:lang w:eastAsia="zh-TW"/>
               </w:rPr>
               <mc:AlternateContent>
                 <mc:Choice Requires="wps">
@@ -13594,16 +13431,17 @@
                             <wps:txbx>
                               <w:txbxContent>
                                 <w:p>
-                                  <w:pPr>
-                                    <w:rPr>
-                                      <w:rFonts w:hint="eastAsia"/>
-                                    </w:rPr>
-                                  </w:pPr>
                                   <w:r>
                                     <w:rPr>
                                       <w:lang w:eastAsia="zh-TW"/>
                                     </w:rPr>
-                                    <w:t>2024/22/28</w:t>
+                                    <w:t>2024/11</w:t>
+                                  </w:r>
+                                  <w:r>
+                                    <w:rPr>
+                                      <w:lang w:eastAsia="zh-TW"/>
+                                    </w:rPr>
+                                    <w:t>/28</w:t>
                                   </w:r>
                                 </w:p>
                               </w:txbxContent>
@@ -13625,20 +13463,25 @@
                 </mc:Choice>
                 <mc:Fallback>
                   <w:pict>
-                    <v:shape w14:anchorId="4A97B8F7" id="_x0000_s1027" type="#_x0000_t202" style="position:absolute;left:0;text-align:left;margin-left:-1.55pt;margin-top:15.9pt;width:73.8pt;height:110.6pt;z-index:251661312;visibility:visible;mso-wrap-style:square;mso-width-percent:0;mso-height-percent:0;mso-wrap-distance-left:9pt;mso-wrap-distance-top:3.6pt;mso-wrap-distance-right:9pt;mso-wrap-distance-bottom:3.6pt;mso-position-horizontal:absolute;mso-position-horizontal-relative:text;mso-position-vertical:absolute;mso-position-vertical-relative:text;mso-width-percent:0;mso-height-percent:0;mso-width-relative:margin;mso-height-relative:margin;v-text-anchor:top" o:gfxdata="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" filled="f" stroked="f">
+                    <v:shapetype w14:anchorId="4A97B8F7" id="_x0000_t202" coordsize="21600,21600" o:spt="202" path="m,l,21600r21600,l21600,xe">
+                      <v:stroke joinstyle="miter"/>
+                      <v:path gradientshapeok="t" o:connecttype="rect"/>
+                    </v:shapetype>
+                    <v:shape id="_x0000_s1027" type="#_x0000_t202" style="position:absolute;left:0;text-align:left;margin-left:-1.55pt;margin-top:15.9pt;width:73.8pt;height:110.6pt;z-index:251661312;visibility:visible;mso-wrap-style:square;mso-width-percent:0;mso-height-percent:0;mso-wrap-distance-left:9pt;mso-wrap-distance-top:3.6pt;mso-wrap-distance-right:9pt;mso-wrap-distance-bottom:3.6pt;mso-position-horizontal:absolute;mso-position-horizontal-relative:text;mso-position-vertical:absolute;mso-position-vertical-relative:text;mso-width-percent:0;mso-height-percent:0;mso-width-relative:margin;mso-height-relative:margin;v-text-anchor:top" o:gfxdata="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" filled="f" stroked="f">
                       <v:textbox style="mso-fit-shape-to-text:t">
                         <w:txbxContent>
                           <w:p>
-                            <w:pPr>
-                              <w:rPr>
-                                <w:rFonts w:hint="eastAsia"/>
-                              </w:rPr>
-                            </w:pPr>
                             <w:r>
                               <w:rPr>
                                 <w:lang w:eastAsia="zh-TW"/>
                               </w:rPr>
-                              <w:t>2024/22/28</w:t>
+                              <w:t>2024/11</w:t>
+                            </w:r>
+                            <w:r>
+                              <w:rPr>
+                                <w:lang w:eastAsia="zh-TW"/>
+                              </w:rPr>
+                              <w:t>/28</w:t>
                             </w:r>
                           </w:p>
                         </w:txbxContent>
@@ -13675,6 +13518,157 @@
             <w:r>
               <w:rPr>
                 <w:rFonts w:ascii="Times New Roman" w:eastAsia="標楷體" w:hAnsi="Times New Roman"/>
+                <w:noProof/>
+                <w:lang w:eastAsia="zh-TW"/>
+              </w:rPr>
+              <mc:AlternateContent>
+                <mc:Choice Requires="wps">
+                  <w:drawing>
+                    <wp:anchor distT="45720" distB="45720" distL="114300" distR="114300" simplePos="0" relativeHeight="251663360" behindDoc="0" locked="0" layoutInCell="1" allowOverlap="1" wp14:anchorId="73DD65BC" wp14:editId="7ED67F04">
+                      <wp:simplePos x="0" y="0"/>
+                      <wp:positionH relativeFrom="column">
+                        <wp:posOffset>412750</wp:posOffset>
+                      </wp:positionH>
+                      <wp:positionV relativeFrom="paragraph">
+                        <wp:posOffset>430530</wp:posOffset>
+                      </wp:positionV>
+                      <wp:extent cx="2360930" cy="1404620"/>
+                      <wp:effectExtent l="0" t="0" r="0" b="0"/>
+                      <wp:wrapNone/>
+                      <wp:docPr id="6" name="文字方塊 2"/>
+                      <wp:cNvGraphicFramePr>
+                        <a:graphicFrameLocks xmlns:a="http://schemas.openxmlformats.org/drawingml/2006/main"/>
+                      </wp:cNvGraphicFramePr>
+                      <a:graphic xmlns:a="http://schemas.openxmlformats.org/drawingml/2006/main">
+                        <a:graphicData uri="http://schemas.microsoft.com/office/word/2010/wordprocessingShape">
+                          <wps:wsp>
+                            <wps:cNvSpPr txBox="1">
+                              <a:spLocks noChangeArrowheads="1"/>
+                            </wps:cNvSpPr>
+                            <wps:spPr bwMode="auto">
+                              <a:xfrm>
+                                <a:off x="0" y="0"/>
+                                <a:ext cx="2360930" cy="1404620"/>
+                              </a:xfrm>
+                              <a:prstGeom prst="rect">
+                                <a:avLst/>
+                              </a:prstGeom>
+                              <a:noFill/>
+                              <a:ln w="9525">
+                                <a:noFill/>
+                                <a:miter lim="800000"/>
+                                <a:headEnd/>
+                                <a:tailEnd/>
+                              </a:ln>
+                            </wps:spPr>
+                            <wps:txbx>
+                              <w:txbxContent>
+                                <w:p>
+                                  <w:r>
+                                    <w:rPr>
+                                      <w:rFonts w:hint="eastAsia"/>
+                                      <w:lang w:eastAsia="zh-TW"/>
+                                    </w:rPr>
+                                    <w:t>林郁璋</w:t>
+                                  </w:r>
+                                  <w:r>
+                                    <w:rPr>
+                                      <w:rFonts w:hint="eastAsia"/>
+                                      <w:lang w:eastAsia="zh-TW"/>
+                                    </w:rPr>
+                                    <w:t>,</w:t>
+                                  </w:r>
+                                  <w:r>
+                                    <w:rPr>
+                                      <w:rFonts w:hint="eastAsia"/>
+                                      <w:lang w:eastAsia="zh-TW"/>
+                                    </w:rPr>
+                                    <w:t>組員</w:t>
+                                  </w:r>
+                                  <w:r>
+                                    <w:rPr>
+                                      <w:rFonts w:hint="eastAsia"/>
+                                      <w:lang w:eastAsia="zh-TW"/>
+                                    </w:rPr>
+                                    <w:t>,</w:t>
+                                  </w:r>
+                                  <w:r>
+                                    <w:rPr>
+                                      <w:rFonts w:hint="eastAsia"/>
+                                      <w:lang w:eastAsia="zh-TW"/>
+                                    </w:rPr>
+                                    <w:t>華僑組</w:t>
+                                  </w:r>
+                                </w:p>
+                              </w:txbxContent>
+                            </wps:txbx>
+                            <wps:bodyPr rot="0" vert="horz" wrap="square" lIns="91440" tIns="45720" rIns="91440" bIns="45720" anchor="t" anchorCtr="0">
+                              <a:spAutoFit/>
+                            </wps:bodyPr>
+                          </wps:wsp>
+                        </a:graphicData>
+                      </a:graphic>
+                      <wp14:sizeRelH relativeFrom="margin">
+                        <wp14:pctWidth>0</wp14:pctWidth>
+                      </wp14:sizeRelH>
+                      <wp14:sizeRelV relativeFrom="margin">
+                        <wp14:pctHeight>0</wp14:pctHeight>
+                      </wp14:sizeRelV>
+                    </wp:anchor>
+                  </w:drawing>
+                </mc:Choice>
+                <mc:Fallback>
+                  <w:pict>
+                    <v:shape w14:anchorId="73DD65BC" id="_x0000_s1028" type="#_x0000_t202" style="position:absolute;margin-left:32.5pt;margin-top:33.9pt;width:185.9pt;height:110.6pt;z-index:251663360;visibility:visible;mso-wrap-style:square;mso-width-percent:0;mso-height-percent:0;mso-wrap-distance-left:9pt;mso-wrap-distance-top:3.6pt;mso-wrap-distance-right:9pt;mso-wrap-distance-bottom:3.6pt;mso-position-horizontal:absolute;mso-position-horizontal-relative:text;mso-position-vertical:absolute;mso-position-vertical-relative:text;mso-width-percent:0;mso-height-percent:0;mso-width-relative:margin;mso-height-relative:margin;v-text-anchor:top" o:gfxdata="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" filled="f" stroked="f">
+                      <v:textbox style="mso-fit-shape-to-text:t">
+                        <w:txbxContent>
+                          <w:p>
+                            <w:r>
+                              <w:rPr>
+                                <w:rFonts w:hint="eastAsia"/>
+                                <w:lang w:eastAsia="zh-TW"/>
+                              </w:rPr>
+                              <w:t>林郁璋</w:t>
+                            </w:r>
+                            <w:r>
+                              <w:rPr>
+                                <w:rFonts w:hint="eastAsia"/>
+                                <w:lang w:eastAsia="zh-TW"/>
+                              </w:rPr>
+                              <w:t>,</w:t>
+                            </w:r>
+                            <w:r>
+                              <w:rPr>
+                                <w:rFonts w:hint="eastAsia"/>
+                                <w:lang w:eastAsia="zh-TW"/>
+                              </w:rPr>
+                              <w:t>組員</w:t>
+                            </w:r>
+                            <w:r>
+                              <w:rPr>
+                                <w:rFonts w:hint="eastAsia"/>
+                                <w:lang w:eastAsia="zh-TW"/>
+                              </w:rPr>
+                              <w:t>,</w:t>
+                            </w:r>
+                            <w:r>
+                              <w:rPr>
+                                <w:rFonts w:hint="eastAsia"/>
+                                <w:lang w:eastAsia="zh-TW"/>
+                              </w:rPr>
+                              <w:t>華僑組</w:t>
+                            </w:r>
+                          </w:p>
+                        </w:txbxContent>
+                      </v:textbox>
+                    </v:shape>
+                  </w:pict>
+                </mc:Fallback>
+              </mc:AlternateContent>
+            </w:r>
+            <w:r>
+              <w:rPr>
+                <w:rFonts w:ascii="Times New Roman" w:eastAsia="標楷體" w:hAnsi="Times New Roman"/>
               </w:rPr>
               <w:t>Name: &lt;Name&gt;, &lt;Job Title&gt; - &lt;Company&gt;</w:t>
             </w:r>
@@ -13737,6 +13731,103 @@
             <w:r>
               <w:rPr>
                 <w:rFonts w:ascii="Times New Roman" w:eastAsia="標楷體" w:hAnsi="Times New Roman"/>
+                <w:noProof/>
+                <w:lang w:eastAsia="zh-TW"/>
+              </w:rPr>
+              <mc:AlternateContent>
+                <mc:Choice Requires="wps">
+                  <w:drawing>
+                    <wp:anchor distT="45720" distB="45720" distL="114300" distR="114300" simplePos="0" relativeHeight="251665408" behindDoc="0" locked="0" layoutInCell="1" allowOverlap="1" wp14:anchorId="38C020F6" wp14:editId="3F2C817C">
+                      <wp:simplePos x="0" y="0"/>
+                      <wp:positionH relativeFrom="column">
+                        <wp:posOffset>-5080</wp:posOffset>
+                      </wp:positionH>
+                      <wp:positionV relativeFrom="paragraph">
+                        <wp:posOffset>-30480</wp:posOffset>
+                      </wp:positionV>
+                      <wp:extent cx="937260" cy="1404620"/>
+                      <wp:effectExtent l="0" t="0" r="0" b="5715"/>
+                      <wp:wrapNone/>
+                      <wp:docPr id="7" name="文字方塊 7"/>
+                      <wp:cNvGraphicFramePr>
+                        <a:graphicFrameLocks xmlns:a="http://schemas.openxmlformats.org/drawingml/2006/main"/>
+                      </wp:cNvGraphicFramePr>
+                      <a:graphic xmlns:a="http://schemas.openxmlformats.org/drawingml/2006/main">
+                        <a:graphicData uri="http://schemas.microsoft.com/office/word/2010/wordprocessingShape">
+                          <wps:wsp>
+                            <wps:cNvSpPr txBox="1">
+                              <a:spLocks noChangeArrowheads="1"/>
+                            </wps:cNvSpPr>
+                            <wps:spPr bwMode="auto">
+                              <a:xfrm>
+                                <a:off x="0" y="0"/>
+                                <a:ext cx="937260" cy="1404620"/>
+                              </a:xfrm>
+                              <a:prstGeom prst="rect">
+                                <a:avLst/>
+                              </a:prstGeom>
+                              <a:noFill/>
+                              <a:ln w="9525">
+                                <a:noFill/>
+                                <a:miter lim="800000"/>
+                                <a:headEnd/>
+                                <a:tailEnd/>
+                              </a:ln>
+                            </wps:spPr>
+                            <wps:txbx>
+                              <w:txbxContent>
+                                <w:p>
+                                  <w:r>
+                                    <w:rPr>
+                                      <w:lang w:eastAsia="zh-TW"/>
+                                    </w:rPr>
+                                    <w:t>2024/12/09</w:t>
+                                  </w:r>
+                                  <w:bookmarkStart w:id="80" w:name="_GoBack"/>
+                                  <w:bookmarkEnd w:id="80"/>
+                                </w:p>
+                              </w:txbxContent>
+                            </wps:txbx>
+                            <wps:bodyPr rot="0" vert="horz" wrap="square" lIns="91440" tIns="45720" rIns="91440" bIns="45720" anchor="t" anchorCtr="0">
+                              <a:spAutoFit/>
+                            </wps:bodyPr>
+                          </wps:wsp>
+                        </a:graphicData>
+                      </a:graphic>
+                      <wp14:sizeRelH relativeFrom="margin">
+                        <wp14:pctWidth>0</wp14:pctWidth>
+                      </wp14:sizeRelH>
+                      <wp14:sizeRelV relativeFrom="margin">
+                        <wp14:pctHeight>0</wp14:pctHeight>
+                      </wp14:sizeRelV>
+                    </wp:anchor>
+                  </w:drawing>
+                </mc:Choice>
+                <mc:Fallback>
+                  <w:pict>
+                    <v:shape w14:anchorId="38C020F6" id="文字方塊 7" o:spid="_x0000_s1029" type="#_x0000_t202" style="position:absolute;margin-left:-.4pt;margin-top:-2.4pt;width:73.8pt;height:110.6pt;z-index:251665408;visibility:visible;mso-wrap-style:square;mso-width-percent:0;mso-height-percent:0;mso-wrap-distance-left:9pt;mso-wrap-distance-top:3.6pt;mso-wrap-distance-right:9pt;mso-wrap-distance-bottom:3.6pt;mso-position-horizontal:absolute;mso-position-horizontal-relative:text;mso-position-vertical:absolute;mso-position-vertical-relative:text;mso-width-percent:0;mso-height-percent:0;mso-width-relative:margin;mso-height-relative:margin;v-text-anchor:top" o:gfxdata="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" filled="f" stroked="f">
+                      <v:textbox style="mso-fit-shape-to-text:t">
+                        <w:txbxContent>
+                          <w:p>
+                            <w:r>
+                              <w:rPr>
+                                <w:lang w:eastAsia="zh-TW"/>
+                              </w:rPr>
+                              <w:t>2024/12/09</w:t>
+                            </w:r>
+                            <w:bookmarkStart w:id="81" w:name="_GoBack"/>
+                            <w:bookmarkEnd w:id="81"/>
+                          </w:p>
+                        </w:txbxContent>
+                      </v:textbox>
+                    </v:shape>
+                  </w:pict>
+                </mc:Fallback>
+              </mc:AlternateContent>
+            </w:r>
+            <w:r>
+              <w:rPr>
+                <w:rFonts w:ascii="Times New Roman" w:eastAsia="標楷體" w:hAnsi="Times New Roman"/>
               </w:rPr>
               <w:t>Date</w:t>
             </w:r>
@@ -13865,7 +13956,7 @@
 </file>
 
 <file path=word/endnotes.xml><?xml version="1.0" encoding="utf-8"?>
-<w:endnotes xmlns:wpc="http://schemas.microsoft.com/office/word/2010/wordprocessingCanvas" xmlns:cx="http://schemas.microsoft.com/office/drawing/2014/chartex" xmlns:cx1="http://schemas.microsoft.com/office/drawing/2015/9/8/chartex" xmlns:cx2="http://schemas.microsoft.com/office/drawing/2015/10/21/chartex" xmlns:cx3="http://schemas.microsoft.com/office/drawing/2016/5/9/chartex" xmlns:cx4="http://schemas.microsoft.com/office/drawing/2016/5/10/chartex" xmlns:cx5="http://schemas.microsoft.com/office/drawing/2016/5/11/chartex" xmlns:cx6="http://schemas.microsoft.com/office/drawing/2016/5/12/chartex" xmlns:cx7="http://schemas.microsoft.com/office/drawing/2016/5/13/chartex" xmlns:cx8="http://schemas.microsoft.com/office/drawing/2016/5/14/chartex" xmlns:mc="http://schemas.openxmlformats.org/markup-compatibility/2006" xmlns:aink="http://schemas.microsoft.com/office/drawing/2016/ink" xmlns:am3d="http://schemas.microsoft.com/office/drawing/2017/model3d" xmlns:o="urn:schemas-microsoft-com:office:office" xmlns:r="http://schemas.openxmlformats.org/officeDocument/2006/relationships" xmlns:m="http://schemas.openxmlformats.org/officeDocument/2006/math" xmlns:v="urn:schemas-microsoft-com:vml" xmlns:wp14="http://schemas.microsoft.com/office/word/2010/wordprocessingDrawing" xmlns:wp="http://schemas.openxmlformats.org/drawingml/2006/wordprocessingDrawing" xmlns:w10="urn:schemas-microsoft-com:office:word" xmlns:w="http://schemas.openxmlformats.org/wordprocessingml/2006/main" xmlns:w14="http://schemas.microsoft.com/office/word/2010/wordml" xmlns:w15="http://schemas.microsoft.com/office/word/2012/wordml" xmlns:w16cex="http://schemas.microsoft.com/office/word/2018/wordml/cex" xmlns:w16cid="http://schemas.microsoft.com/office/word/2016/wordml/cid" xmlns:w16="http://schemas.microsoft.com/office/word/2018/wordml" xmlns:w16sdtdh="http://schemas.microsoft.com/office/word/2020/wordml/sdtdatahash" xmlns:w16se="http://schemas.microsoft.com/office/word/2015/wordml/symex" xmlns:wpg="http://schemas.microsoft.com/office/word/2010/wordprocessingGroup" xmlns:wpi="http://schemas.microsoft.com/office/word/2010/wordprocessingInk" xmlns:wne="http://schemas.microsoft.com/office/word/2006/wordml" xmlns:wps="http://schemas.microsoft.com/office/word/2010/wordprocessingShape" mc:Ignorable="w14 w15 w16se w16cid w16 w16cex w16sdtdh wp14">
+<w:endnotes xmlns:wpc="http://schemas.microsoft.com/office/word/2010/wordprocessingCanvas" xmlns:cx="http://schemas.microsoft.com/office/drawing/2014/chartex" xmlns:mc="http://schemas.openxmlformats.org/markup-compatibility/2006" xmlns:o="urn:schemas-microsoft-com:office:office" xmlns:r="http://schemas.openxmlformats.org/officeDocument/2006/relationships" xmlns:m="http://schemas.openxmlformats.org/officeDocument/2006/math" xmlns:v="urn:schemas-microsoft-com:vml" xmlns:wp14="http://schemas.microsoft.com/office/word/2010/wordprocessingDrawing" xmlns:wp="http://schemas.openxmlformats.org/drawingml/2006/wordprocessingDrawing" xmlns:w10="urn:schemas-microsoft-com:office:word" xmlns:w="http://schemas.openxmlformats.org/wordprocessingml/2006/main" xmlns:w14="http://schemas.microsoft.com/office/word/2010/wordml" xmlns:w15="http://schemas.microsoft.com/office/word/2012/wordml" xmlns:w16se="http://schemas.microsoft.com/office/word/2015/wordml/symex" xmlns:wpg="http://schemas.microsoft.com/office/word/2010/wordprocessingGroup" xmlns:wpi="http://schemas.microsoft.com/office/word/2010/wordprocessingInk" xmlns:wne="http://schemas.microsoft.com/office/word/2006/wordml" xmlns:wps="http://schemas.microsoft.com/office/word/2010/wordprocessingShape" mc:Ignorable="w14 w15 w16se wp14">
   <w:endnote w:type="separator" w:id="-1">
     <w:p>
       <w:r>
@@ -13888,7 +13979,7 @@
 </file>
 
 <file path=word/footer1.xml><?xml version="1.0" encoding="utf-8"?>
-<w:ftr xmlns:wpc="http://schemas.microsoft.com/office/word/2010/wordprocessingCanvas" xmlns:cx="http://schemas.microsoft.com/office/drawing/2014/chartex" xmlns:cx1="http://schemas.microsoft.com/office/drawing/2015/9/8/chartex" xmlns:cx2="http://schemas.microsoft.com/office/drawing/2015/10/21/chartex" xmlns:cx3="http://schemas.microsoft.com/office/drawing/2016/5/9/chartex" xmlns:cx4="http://schemas.microsoft.com/office/drawing/2016/5/10/chartex" xmlns:cx5="http://schemas.microsoft.com/office/drawing/2016/5/11/chartex" xmlns:cx6="http://schemas.microsoft.com/office/drawing/2016/5/12/chartex" xmlns:cx7="http://schemas.microsoft.com/office/drawing/2016/5/13/chartex" xmlns:cx8="http://schemas.microsoft.com/office/drawing/2016/5/14/chartex" xmlns:mc="http://schemas.openxmlformats.org/markup-compatibility/2006" xmlns:aink="http://schemas.microsoft.com/office/drawing/2016/ink" xmlns:am3d="http://schemas.microsoft.com/office/drawing/2017/model3d" xmlns:o="urn:schemas-microsoft-com:office:office" xmlns:r="http://schemas.openxmlformats.org/officeDocument/2006/relationships" xmlns:m="http://schemas.openxmlformats.org/officeDocument/2006/math" xmlns:v="urn:schemas-microsoft-com:vml" xmlns:wp14="http://schemas.microsoft.com/office/word/2010/wordprocessingDrawing" xmlns:wp="http://schemas.openxmlformats.org/drawingml/2006/wordprocessingDrawing" xmlns:w10="urn:schemas-microsoft-com:office:word" xmlns:w="http://schemas.openxmlformats.org/wordprocessingml/2006/main" xmlns:w14="http://schemas.microsoft.com/office/word/2010/wordml" xmlns:w15="http://schemas.microsoft.com/office/word/2012/wordml" xmlns:w16cex="http://schemas.microsoft.com/office/word/2018/wordml/cex" xmlns:w16cid="http://schemas.microsoft.com/office/word/2016/wordml/cid" xmlns:w16="http://schemas.microsoft.com/office/word/2018/wordml" xmlns:w16sdtdh="http://schemas.microsoft.com/office/word/2020/wordml/sdtdatahash" xmlns:w16se="http://schemas.microsoft.com/office/word/2015/wordml/symex" xmlns:wpg="http://schemas.microsoft.com/office/word/2010/wordprocessingGroup" xmlns:wpi="http://schemas.microsoft.com/office/word/2010/wordprocessingInk" xmlns:wne="http://schemas.microsoft.com/office/word/2006/wordml" xmlns:wps="http://schemas.microsoft.com/office/word/2010/wordprocessingShape" mc:Ignorable="w14 w15 w16se w16cid w16 w16cex w16sdtdh wp14">
+<w:ftr xmlns:wpc="http://schemas.microsoft.com/office/word/2010/wordprocessingCanvas" xmlns:cx="http://schemas.microsoft.com/office/drawing/2014/chartex" xmlns:mc="http://schemas.openxmlformats.org/markup-compatibility/2006" xmlns:o="urn:schemas-microsoft-com:office:office" xmlns:r="http://schemas.openxmlformats.org/officeDocument/2006/relationships" xmlns:m="http://schemas.openxmlformats.org/officeDocument/2006/math" xmlns:v="urn:schemas-microsoft-com:vml" xmlns:wp14="http://schemas.microsoft.com/office/word/2010/wordprocessingDrawing" xmlns:wp="http://schemas.openxmlformats.org/drawingml/2006/wordprocessingDrawing" xmlns:w10="urn:schemas-microsoft-com:office:word" xmlns:w="http://schemas.openxmlformats.org/wordprocessingml/2006/main" xmlns:w14="http://schemas.microsoft.com/office/word/2010/wordml" xmlns:w15="http://schemas.microsoft.com/office/word/2012/wordml" xmlns:w16se="http://schemas.microsoft.com/office/word/2015/wordml/symex" xmlns:wpg="http://schemas.microsoft.com/office/word/2010/wordprocessingGroup" xmlns:wpi="http://schemas.microsoft.com/office/word/2010/wordprocessingInk" xmlns:wne="http://schemas.microsoft.com/office/word/2006/wordml" xmlns:wps="http://schemas.microsoft.com/office/word/2010/wordprocessingShape" mc:Ignorable="w14 w15 w16se wp14">
   <w:p>
     <w:pPr>
       <w:pStyle w:val="a3"/>
@@ -13935,7 +14026,7 @@
 </file>
 
 <file path=word/footer2.xml><?xml version="1.0" encoding="utf-8"?>
-<w:ftr xmlns:wpc="http://schemas.microsoft.com/office/word/2010/wordprocessingCanvas" xmlns:cx="http://schemas.microsoft.com/office/drawing/2014/chartex" xmlns:cx1="http://schemas.microsoft.com/office/drawing/2015/9/8/chartex" xmlns:cx2="http://schemas.microsoft.com/office/drawing/2015/10/21/chartex" xmlns:cx3="http://schemas.microsoft.com/office/drawing/2016/5/9/chartex" xmlns:cx4="http://schemas.microsoft.com/office/drawing/2016/5/10/chartex" xmlns:cx5="http://schemas.microsoft.com/office/drawing/2016/5/11/chartex" xmlns:cx6="http://schemas.microsoft.com/office/drawing/2016/5/12/chartex" xmlns:cx7="http://schemas.microsoft.com/office/drawing/2016/5/13/chartex" xmlns:cx8="http://schemas.microsoft.com/office/drawing/2016/5/14/chartex" xmlns:mc="http://schemas.openxmlformats.org/markup-compatibility/2006" xmlns:aink="http://schemas.microsoft.com/office/drawing/2016/ink" xmlns:am3d="http://schemas.microsoft.com/office/drawing/2017/model3d" xmlns:o="urn:schemas-microsoft-com:office:office" xmlns:r="http://schemas.openxmlformats.org/officeDocument/2006/relationships" xmlns:m="http://schemas.openxmlformats.org/officeDocument/2006/math" xmlns:v="urn:schemas-microsoft-com:vml" xmlns:wp14="http://schemas.microsoft.com/office/word/2010/wordprocessingDrawing" xmlns:wp="http://schemas.openxmlformats.org/drawingml/2006/wordprocessingDrawing" xmlns:w10="urn:schemas-microsoft-com:office:word" xmlns:w="http://schemas.openxmlformats.org/wordprocessingml/2006/main" xmlns:w14="http://schemas.microsoft.com/office/word/2010/wordml" xmlns:w15="http://schemas.microsoft.com/office/word/2012/wordml" xmlns:w16cex="http://schemas.microsoft.com/office/word/2018/wordml/cex" xmlns:w16cid="http://schemas.microsoft.com/office/word/2016/wordml/cid" xmlns:w16="http://schemas.microsoft.com/office/word/2018/wordml" xmlns:w16sdtdh="http://schemas.microsoft.com/office/word/2020/wordml/sdtdatahash" xmlns:w16se="http://schemas.microsoft.com/office/word/2015/wordml/symex" xmlns:wpg="http://schemas.microsoft.com/office/word/2010/wordprocessingGroup" xmlns:wpi="http://schemas.microsoft.com/office/word/2010/wordprocessingInk" xmlns:wne="http://schemas.microsoft.com/office/word/2006/wordml" xmlns:wps="http://schemas.microsoft.com/office/word/2010/wordprocessingShape" mc:Ignorable="w14 w15 w16se w16cid w16 w16cex w16sdtdh wp14">
+<w:ftr xmlns:wpc="http://schemas.microsoft.com/office/word/2010/wordprocessingCanvas" xmlns:cx="http://schemas.microsoft.com/office/drawing/2014/chartex" xmlns:mc="http://schemas.openxmlformats.org/markup-compatibility/2006" xmlns:o="urn:schemas-microsoft-com:office:office" xmlns:r="http://schemas.openxmlformats.org/officeDocument/2006/relationships" xmlns:m="http://schemas.openxmlformats.org/officeDocument/2006/math" xmlns:v="urn:schemas-microsoft-com:vml" xmlns:wp14="http://schemas.microsoft.com/office/word/2010/wordprocessingDrawing" xmlns:wp="http://schemas.openxmlformats.org/drawingml/2006/wordprocessingDrawing" xmlns:w10="urn:schemas-microsoft-com:office:word" xmlns:w="http://schemas.openxmlformats.org/wordprocessingml/2006/main" xmlns:w14="http://schemas.microsoft.com/office/word/2010/wordml" xmlns:w15="http://schemas.microsoft.com/office/word/2012/wordml" xmlns:w16se="http://schemas.microsoft.com/office/word/2015/wordml/symex" xmlns:wpg="http://schemas.microsoft.com/office/word/2010/wordprocessingGroup" xmlns:wpi="http://schemas.microsoft.com/office/word/2010/wordprocessingInk" xmlns:wne="http://schemas.microsoft.com/office/word/2006/wordml" xmlns:wps="http://schemas.microsoft.com/office/word/2010/wordprocessingShape" mc:Ignorable="w14 w15 w16se wp14">
   <w:p>
     <w:pPr>
       <w:pStyle w:val="a3"/>
@@ -13960,7 +14051,7 @@
       <w:rPr>
         <w:noProof/>
       </w:rPr>
-      <w:t>iii</w:t>
+      <w:t>ii</w:t>
     </w:r>
     <w:r>
       <w:rPr>
@@ -13977,7 +14068,7 @@
 </file>
 
 <file path=word/footer3.xml><?xml version="1.0" encoding="utf-8"?>
-<w:ftr xmlns:wpc="http://schemas.microsoft.com/office/word/2010/wordprocessingCanvas" xmlns:cx="http://schemas.microsoft.com/office/drawing/2014/chartex" xmlns:cx1="http://schemas.microsoft.com/office/drawing/2015/9/8/chartex" xmlns:cx2="http://schemas.microsoft.com/office/drawing/2015/10/21/chartex" xmlns:cx3="http://schemas.microsoft.com/office/drawing/2016/5/9/chartex" xmlns:cx4="http://schemas.microsoft.com/office/drawing/2016/5/10/chartex" xmlns:cx5="http://schemas.microsoft.com/office/drawing/2016/5/11/chartex" xmlns:cx6="http://schemas.microsoft.com/office/drawing/2016/5/12/chartex" xmlns:cx7="http://schemas.microsoft.com/office/drawing/2016/5/13/chartex" xmlns:cx8="http://schemas.microsoft.com/office/drawing/2016/5/14/chartex" xmlns:mc="http://schemas.openxmlformats.org/markup-compatibility/2006" xmlns:aink="http://schemas.microsoft.com/office/drawing/2016/ink" xmlns:am3d="http://schemas.microsoft.com/office/drawing/2017/model3d" xmlns:o="urn:schemas-microsoft-com:office:office" xmlns:r="http://schemas.openxmlformats.org/officeDocument/2006/relationships" xmlns:m="http://schemas.openxmlformats.org/officeDocument/2006/math" xmlns:v="urn:schemas-microsoft-com:vml" xmlns:wp14="http://schemas.microsoft.com/office/word/2010/wordprocessingDrawing" xmlns:wp="http://schemas.openxmlformats.org/drawingml/2006/wordprocessingDrawing" xmlns:w10="urn:schemas-microsoft-com:office:word" xmlns:w="http://schemas.openxmlformats.org/wordprocessingml/2006/main" xmlns:w14="http://schemas.microsoft.com/office/word/2010/wordml" xmlns:w15="http://schemas.microsoft.com/office/word/2012/wordml" xmlns:w16cex="http://schemas.microsoft.com/office/word/2018/wordml/cex" xmlns:w16cid="http://schemas.microsoft.com/office/word/2016/wordml/cid" xmlns:w16="http://schemas.microsoft.com/office/word/2018/wordml" xmlns:w16sdtdh="http://schemas.microsoft.com/office/word/2020/wordml/sdtdatahash" xmlns:w16se="http://schemas.microsoft.com/office/word/2015/wordml/symex" xmlns:wpg="http://schemas.microsoft.com/office/word/2010/wordprocessingGroup" xmlns:wpi="http://schemas.microsoft.com/office/word/2010/wordprocessingInk" xmlns:wne="http://schemas.microsoft.com/office/word/2006/wordml" xmlns:wps="http://schemas.microsoft.com/office/word/2010/wordprocessingShape" mc:Ignorable="w14 w15 w16se w16cid w16 w16cex w16sdtdh wp14">
+<w:ftr xmlns:wpc="http://schemas.microsoft.com/office/word/2010/wordprocessingCanvas" xmlns:cx="http://schemas.microsoft.com/office/drawing/2014/chartex" xmlns:mc="http://schemas.openxmlformats.org/markup-compatibility/2006" xmlns:o="urn:schemas-microsoft-com:office:office" xmlns:r="http://schemas.openxmlformats.org/officeDocument/2006/relationships" xmlns:m="http://schemas.openxmlformats.org/officeDocument/2006/math" xmlns:v="urn:schemas-microsoft-com:vml" xmlns:wp14="http://schemas.microsoft.com/office/word/2010/wordprocessingDrawing" xmlns:wp="http://schemas.openxmlformats.org/drawingml/2006/wordprocessingDrawing" xmlns:w10="urn:schemas-microsoft-com:office:word" xmlns:w="http://schemas.openxmlformats.org/wordprocessingml/2006/main" xmlns:w14="http://schemas.microsoft.com/office/word/2010/wordml" xmlns:w15="http://schemas.microsoft.com/office/word/2012/wordml" xmlns:w16se="http://schemas.microsoft.com/office/word/2015/wordml/symex" xmlns:wpg="http://schemas.microsoft.com/office/word/2010/wordprocessingGroup" xmlns:wpi="http://schemas.microsoft.com/office/word/2010/wordprocessingInk" xmlns:wne="http://schemas.microsoft.com/office/word/2006/wordml" xmlns:wps="http://schemas.microsoft.com/office/word/2010/wordprocessingShape" mc:Ignorable="w14 w15 w16se wp14">
   <w:p>
     <w:pPr>
       <w:pStyle w:val="a3"/>
@@ -14024,7 +14115,7 @@
 </file>
 
 <file path=word/footer4.xml><?xml version="1.0" encoding="utf-8"?>
-<w:ftr xmlns:wpc="http://schemas.microsoft.com/office/word/2010/wordprocessingCanvas" xmlns:cx="http://schemas.microsoft.com/office/drawing/2014/chartex" xmlns:cx1="http://schemas.microsoft.com/office/drawing/2015/9/8/chartex" xmlns:cx2="http://schemas.microsoft.com/office/drawing/2015/10/21/chartex" xmlns:cx3="http://schemas.microsoft.com/office/drawing/2016/5/9/chartex" xmlns:cx4="http://schemas.microsoft.com/office/drawing/2016/5/10/chartex" xmlns:cx5="http://schemas.microsoft.com/office/drawing/2016/5/11/chartex" xmlns:cx6="http://schemas.microsoft.com/office/drawing/2016/5/12/chartex" xmlns:cx7="http://schemas.microsoft.com/office/drawing/2016/5/13/chartex" xmlns:cx8="http://schemas.microsoft.com/office/drawing/2016/5/14/chartex" xmlns:mc="http://schemas.openxmlformats.org/markup-compatibility/2006" xmlns:aink="http://schemas.microsoft.com/office/drawing/2016/ink" xmlns:am3d="http://schemas.microsoft.com/office/drawing/2017/model3d" xmlns:o="urn:schemas-microsoft-com:office:office" xmlns:r="http://schemas.openxmlformats.org/officeDocument/2006/relationships" xmlns:m="http://schemas.openxmlformats.org/officeDocument/2006/math" xmlns:v="urn:schemas-microsoft-com:vml" xmlns:wp14="http://schemas.microsoft.com/office/word/2010/wordprocessingDrawing" xmlns:wp="http://schemas.openxmlformats.org/drawingml/2006/wordprocessingDrawing" xmlns:w10="urn:schemas-microsoft-com:office:word" xmlns:w="http://schemas.openxmlformats.org/wordprocessingml/2006/main" xmlns:w14="http://schemas.microsoft.com/office/word/2010/wordml" xmlns:w15="http://schemas.microsoft.com/office/word/2012/wordml" xmlns:w16cex="http://schemas.microsoft.com/office/word/2018/wordml/cex" xmlns:w16cid="http://schemas.microsoft.com/office/word/2016/wordml/cid" xmlns:w16="http://schemas.microsoft.com/office/word/2018/wordml" xmlns:w16sdtdh="http://schemas.microsoft.com/office/word/2020/wordml/sdtdatahash" xmlns:w16se="http://schemas.microsoft.com/office/word/2015/wordml/symex" xmlns:wpg="http://schemas.microsoft.com/office/word/2010/wordprocessingGroup" xmlns:wpi="http://schemas.microsoft.com/office/word/2010/wordprocessingInk" xmlns:wne="http://schemas.microsoft.com/office/word/2006/wordml" xmlns:wps="http://schemas.microsoft.com/office/word/2010/wordprocessingShape" mc:Ignorable="w14 w15 w16se w16cid w16 w16cex w16sdtdh wp14">
+<w:ftr xmlns:wpc="http://schemas.microsoft.com/office/word/2010/wordprocessingCanvas" xmlns:cx="http://schemas.microsoft.com/office/drawing/2014/chartex" xmlns:mc="http://schemas.openxmlformats.org/markup-compatibility/2006" xmlns:o="urn:schemas-microsoft-com:office:office" xmlns:r="http://schemas.openxmlformats.org/officeDocument/2006/relationships" xmlns:m="http://schemas.openxmlformats.org/officeDocument/2006/math" xmlns:v="urn:schemas-microsoft-com:vml" xmlns:wp14="http://schemas.microsoft.com/office/word/2010/wordprocessingDrawing" xmlns:wp="http://schemas.openxmlformats.org/drawingml/2006/wordprocessingDrawing" xmlns:w10="urn:schemas-microsoft-com:office:word" xmlns:w="http://schemas.openxmlformats.org/wordprocessingml/2006/main" xmlns:w14="http://schemas.microsoft.com/office/word/2010/wordml" xmlns:w15="http://schemas.microsoft.com/office/word/2012/wordml" xmlns:w16se="http://schemas.microsoft.com/office/word/2015/wordml/symex" xmlns:wpg="http://schemas.microsoft.com/office/word/2010/wordprocessingGroup" xmlns:wpi="http://schemas.microsoft.com/office/word/2010/wordprocessingInk" xmlns:wne="http://schemas.microsoft.com/office/word/2006/wordml" xmlns:wps="http://schemas.microsoft.com/office/word/2010/wordprocessingShape" mc:Ignorable="w14 w15 w16se wp14">
   <w:p>
     <w:pPr>
       <w:pStyle w:val="a3"/>
@@ -14076,7 +14167,7 @@
 </file>
 
 <file path=word/footnotes.xml><?xml version="1.0" encoding="utf-8"?>
-<w:footnotes xmlns:wpc="http://schemas.microsoft.com/office/word/2010/wordprocessingCanvas" xmlns:cx="http://schemas.microsoft.com/office/drawing/2014/chartex" xmlns:cx1="http://schemas.microsoft.com/office/drawing/2015/9/8/chartex" xmlns:cx2="http://schemas.microsoft.com/office/drawing/2015/10/21/chartex" xmlns:cx3="http://schemas.microsoft.com/office/drawing/2016/5/9/chartex" xmlns:cx4="http://schemas.microsoft.com/office/drawing/2016/5/10/chartex" xmlns:cx5="http://schemas.microsoft.com/office/drawing/2016/5/11/chartex" xmlns:cx6="http://schemas.microsoft.com/office/drawing/2016/5/12/chartex" xmlns:cx7="http://schemas.microsoft.com/office/drawing/2016/5/13/chartex" xmlns:cx8="http://schemas.microsoft.com/office/drawing/2016/5/14/chartex" xmlns:mc="http://schemas.openxmlformats.org/markup-compatibility/2006" xmlns:aink="http://schemas.microsoft.com/office/drawing/2016/ink" xmlns:am3d="http://schemas.microsoft.com/office/drawing/2017/model3d" xmlns:o="urn:schemas-microsoft-com:office:office" xmlns:r="http://schemas.openxmlformats.org/officeDocument/2006/relationships" xmlns:m="http://schemas.openxmlformats.org/officeDocument/2006/math" xmlns:v="urn:schemas-microsoft-com:vml" xmlns:wp14="http://schemas.microsoft.com/office/word/2010/wordprocessingDrawing" xmlns:wp="http://schemas.openxmlformats.org/drawingml/2006/wordprocessingDrawing" xmlns:w10="urn:schemas-microsoft-com:office:word" xmlns:w="http://schemas.openxmlformats.org/wordprocessingml/2006/main" xmlns:w14="http://schemas.microsoft.com/office/word/2010/wordml" xmlns:w15="http://schemas.microsoft.com/office/word/2012/wordml" xmlns:w16cex="http://schemas.microsoft.com/office/word/2018/wordml/cex" xmlns:w16cid="http://schemas.microsoft.com/office/word/2016/wordml/cid" xmlns:w16="http://schemas.microsoft.com/office/word/2018/wordml" xmlns:w16sdtdh="http://schemas.microsoft.com/office/word/2020/wordml/sdtdatahash" xmlns:w16se="http://schemas.microsoft.com/office/word/2015/wordml/symex" xmlns:wpg="http://schemas.microsoft.com/office/word/2010/wordprocessingGroup" xmlns:wpi="http://schemas.microsoft.com/office/word/2010/wordprocessingInk" xmlns:wne="http://schemas.microsoft.com/office/word/2006/wordml" xmlns:wps="http://schemas.microsoft.com/office/word/2010/wordprocessingShape" mc:Ignorable="w14 w15 w16se w16cid w16 w16cex w16sdtdh wp14">
+<w:footnotes xmlns:wpc="http://schemas.microsoft.com/office/word/2010/wordprocessingCanvas" xmlns:cx="http://schemas.microsoft.com/office/drawing/2014/chartex" xmlns:mc="http://schemas.openxmlformats.org/markup-compatibility/2006" xmlns:o="urn:schemas-microsoft-com:office:office" xmlns:r="http://schemas.openxmlformats.org/officeDocument/2006/relationships" xmlns:m="http://schemas.openxmlformats.org/officeDocument/2006/math" xmlns:v="urn:schemas-microsoft-com:vml" xmlns:wp14="http://schemas.microsoft.com/office/word/2010/wordprocessingDrawing" xmlns:wp="http://schemas.openxmlformats.org/drawingml/2006/wordprocessingDrawing" xmlns:w10="urn:schemas-microsoft-com:office:word" xmlns:w="http://schemas.openxmlformats.org/wordprocessingml/2006/main" xmlns:w14="http://schemas.microsoft.com/office/word/2010/wordml" xmlns:w15="http://schemas.microsoft.com/office/word/2012/wordml" xmlns:w16se="http://schemas.microsoft.com/office/word/2015/wordml/symex" xmlns:wpg="http://schemas.microsoft.com/office/word/2010/wordprocessingGroup" xmlns:wpi="http://schemas.microsoft.com/office/word/2010/wordprocessingInk" xmlns:wne="http://schemas.microsoft.com/office/word/2006/wordml" xmlns:wps="http://schemas.microsoft.com/office/word/2010/wordprocessingShape" mc:Ignorable="w14 w15 w16se wp14">
   <w:footnote w:type="separator" w:id="-1">
     <w:p>
       <w:r>
@@ -14099,7 +14190,7 @@
 </file>
 
 <file path=word/header1.xml><?xml version="1.0" encoding="utf-8"?>
-<w:hdr xmlns:wpc="http://schemas.microsoft.com/office/word/2010/wordprocessingCanvas" xmlns:cx="http://schemas.microsoft.com/office/drawing/2014/chartex" xmlns:cx1="http://schemas.microsoft.com/office/drawing/2015/9/8/chartex" xmlns:cx2="http://schemas.microsoft.com/office/drawing/2015/10/21/chartex" xmlns:cx3="http://schemas.microsoft.com/office/drawing/2016/5/9/chartex" xmlns:cx4="http://schemas.microsoft.com/office/drawing/2016/5/10/chartex" xmlns:cx5="http://schemas.microsoft.com/office/drawing/2016/5/11/chartex" xmlns:cx6="http://schemas.microsoft.com/office/drawing/2016/5/12/chartex" xmlns:cx7="http://schemas.microsoft.com/office/drawing/2016/5/13/chartex" xmlns:cx8="http://schemas.microsoft.com/office/drawing/2016/5/14/chartex" xmlns:mc="http://schemas.openxmlformats.org/markup-compatibility/2006" xmlns:aink="http://schemas.microsoft.com/office/drawing/2016/ink" xmlns:am3d="http://schemas.microsoft.com/office/drawing/2017/model3d" xmlns:o="urn:schemas-microsoft-com:office:office" xmlns:r="http://schemas.openxmlformats.org/officeDocument/2006/relationships" xmlns:m="http://schemas.openxmlformats.org/officeDocument/2006/math" xmlns:v="urn:schemas-microsoft-com:vml" xmlns:wp14="http://schemas.microsoft.com/office/word/2010/wordprocessingDrawing" xmlns:wp="http://schemas.openxmlformats.org/drawingml/2006/wordprocessingDrawing" xmlns:w10="urn:schemas-microsoft-com:office:word" xmlns:w="http://schemas.openxmlformats.org/wordprocessingml/2006/main" xmlns:w14="http://schemas.microsoft.com/office/word/2010/wordml" xmlns:w15="http://schemas.microsoft.com/office/word/2012/wordml" xmlns:w16cex="http://schemas.microsoft.com/office/word/2018/wordml/cex" xmlns:w16cid="http://schemas.microsoft.com/office/word/2016/wordml/cid" xmlns:w16="http://schemas.microsoft.com/office/word/2018/wordml" xmlns:w16sdtdh="http://schemas.microsoft.com/office/word/2020/wordml/sdtdatahash" xmlns:w16se="http://schemas.microsoft.com/office/word/2015/wordml/symex" xmlns:wpg="http://schemas.microsoft.com/office/word/2010/wordprocessingGroup" xmlns:wpi="http://schemas.microsoft.com/office/word/2010/wordprocessingInk" xmlns:wne="http://schemas.microsoft.com/office/word/2006/wordml" xmlns:wps="http://schemas.microsoft.com/office/word/2010/wordprocessingShape" mc:Ignorable="w14 w15 w16se w16cid w16 w16cex w16sdtdh wp14">
+<w:hdr xmlns:wpc="http://schemas.microsoft.com/office/word/2010/wordprocessingCanvas" xmlns:cx="http://schemas.microsoft.com/office/drawing/2014/chartex" xmlns:mc="http://schemas.openxmlformats.org/markup-compatibility/2006" xmlns:o="urn:schemas-microsoft-com:office:office" xmlns:r="http://schemas.openxmlformats.org/officeDocument/2006/relationships" xmlns:m="http://schemas.openxmlformats.org/officeDocument/2006/math" xmlns:v="urn:schemas-microsoft-com:vml" xmlns:wp14="http://schemas.microsoft.com/office/word/2010/wordprocessingDrawing" xmlns:wp="http://schemas.openxmlformats.org/drawingml/2006/wordprocessingDrawing" xmlns:w10="urn:schemas-microsoft-com:office:word" xmlns:w="http://schemas.openxmlformats.org/wordprocessingml/2006/main" xmlns:w14="http://schemas.microsoft.com/office/word/2010/wordml" xmlns:w15="http://schemas.microsoft.com/office/word/2012/wordml" xmlns:w16se="http://schemas.microsoft.com/office/word/2015/wordml/symex" xmlns:wpg="http://schemas.microsoft.com/office/word/2010/wordprocessingGroup" xmlns:wpi="http://schemas.microsoft.com/office/word/2010/wordprocessingInk" xmlns:wne="http://schemas.microsoft.com/office/word/2006/wordml" xmlns:wps="http://schemas.microsoft.com/office/word/2010/wordprocessingShape" mc:Ignorable="w14 w15 w16se wp14">
   <w:p>
     <w:pPr>
       <w:pStyle w:val="a8"/>
@@ -14148,7 +14239,7 @@
 </file>
 
 <file path=word/header2.xml><?xml version="1.0" encoding="utf-8"?>
-<w:hdr xmlns:wpc="http://schemas.microsoft.com/office/word/2010/wordprocessingCanvas" xmlns:cx="http://schemas.microsoft.com/office/drawing/2014/chartex" xmlns:cx1="http://schemas.microsoft.com/office/drawing/2015/9/8/chartex" xmlns:cx2="http://schemas.microsoft.com/office/drawing/2015/10/21/chartex" xmlns:cx3="http://schemas.microsoft.com/office/drawing/2016/5/9/chartex" xmlns:cx4="http://schemas.microsoft.com/office/drawing/2016/5/10/chartex" xmlns:cx5="http://schemas.microsoft.com/office/drawing/2016/5/11/chartex" xmlns:cx6="http://schemas.microsoft.com/office/drawing/2016/5/12/chartex" xmlns:cx7="http://schemas.microsoft.com/office/drawing/2016/5/13/chartex" xmlns:cx8="http://schemas.microsoft.com/office/drawing/2016/5/14/chartex" xmlns:mc="http://schemas.openxmlformats.org/markup-compatibility/2006" xmlns:aink="http://schemas.microsoft.com/office/drawing/2016/ink" xmlns:am3d="http://schemas.microsoft.com/office/drawing/2017/model3d" xmlns:o="urn:schemas-microsoft-com:office:office" xmlns:r="http://schemas.openxmlformats.org/officeDocument/2006/relationships" xmlns:m="http://schemas.openxmlformats.org/officeDocument/2006/math" xmlns:v="urn:schemas-microsoft-com:vml" xmlns:wp14="http://schemas.microsoft.com/office/word/2010/wordprocessingDrawing" xmlns:wp="http://schemas.openxmlformats.org/drawingml/2006/wordprocessingDrawing" xmlns:w10="urn:schemas-microsoft-com:office:word" xmlns:w="http://schemas.openxmlformats.org/wordprocessingml/2006/main" xmlns:w14="http://schemas.microsoft.com/office/word/2010/wordml" xmlns:w15="http://schemas.microsoft.com/office/word/2012/wordml" xmlns:w16cex="http://schemas.microsoft.com/office/word/2018/wordml/cex" xmlns:w16cid="http://schemas.microsoft.com/office/word/2016/wordml/cid" xmlns:w16="http://schemas.microsoft.com/office/word/2018/wordml" xmlns:w16sdtdh="http://schemas.microsoft.com/office/word/2020/wordml/sdtdatahash" xmlns:w16se="http://schemas.microsoft.com/office/word/2015/wordml/symex" xmlns:wpg="http://schemas.microsoft.com/office/word/2010/wordprocessingGroup" xmlns:wpi="http://schemas.microsoft.com/office/word/2010/wordprocessingInk" xmlns:wne="http://schemas.microsoft.com/office/word/2006/wordml" xmlns:wps="http://schemas.microsoft.com/office/word/2010/wordprocessingShape" mc:Ignorable="w14 w15 w16se w16cid w16 w16cex w16sdtdh wp14">
+<w:hdr xmlns:wpc="http://schemas.microsoft.com/office/word/2010/wordprocessingCanvas" xmlns:cx="http://schemas.microsoft.com/office/drawing/2014/chartex" xmlns:mc="http://schemas.openxmlformats.org/markup-compatibility/2006" xmlns:o="urn:schemas-microsoft-com:office:office" xmlns:r="http://schemas.openxmlformats.org/officeDocument/2006/relationships" xmlns:m="http://schemas.openxmlformats.org/officeDocument/2006/math" xmlns:v="urn:schemas-microsoft-com:vml" xmlns:wp14="http://schemas.microsoft.com/office/word/2010/wordprocessingDrawing" xmlns:wp="http://schemas.openxmlformats.org/drawingml/2006/wordprocessingDrawing" xmlns:w10="urn:schemas-microsoft-com:office:word" xmlns:w="http://schemas.openxmlformats.org/wordprocessingml/2006/main" xmlns:w14="http://schemas.microsoft.com/office/word/2010/wordml" xmlns:w15="http://schemas.microsoft.com/office/word/2012/wordml" xmlns:w16se="http://schemas.microsoft.com/office/word/2015/wordml/symex" xmlns:wpg="http://schemas.microsoft.com/office/word/2010/wordprocessingGroup" xmlns:wpi="http://schemas.microsoft.com/office/word/2010/wordprocessingInk" xmlns:wne="http://schemas.microsoft.com/office/word/2006/wordml" xmlns:wps="http://schemas.microsoft.com/office/word/2010/wordprocessingShape" mc:Ignorable="w14 w15 w16se wp14">
   <w:p>
     <w:pPr>
       <w:pStyle w:val="a8"/>
@@ -14281,7 +14372,7 @@
 </file>
 
 <file path=word/header3.xml><?xml version="1.0" encoding="utf-8"?>
-<w:hdr xmlns:wpc="http://schemas.microsoft.com/office/word/2010/wordprocessingCanvas" xmlns:cx="http://schemas.microsoft.com/office/drawing/2014/chartex" xmlns:cx1="http://schemas.microsoft.com/office/drawing/2015/9/8/chartex" xmlns:cx2="http://schemas.microsoft.com/office/drawing/2015/10/21/chartex" xmlns:cx3="http://schemas.microsoft.com/office/drawing/2016/5/9/chartex" xmlns:cx4="http://schemas.microsoft.com/office/drawing/2016/5/10/chartex" xmlns:cx5="http://schemas.microsoft.com/office/drawing/2016/5/11/chartex" xmlns:cx6="http://schemas.microsoft.com/office/drawing/2016/5/12/chartex" xmlns:cx7="http://schemas.microsoft.com/office/drawing/2016/5/13/chartex" xmlns:cx8="http://schemas.microsoft.com/office/drawing/2016/5/14/chartex" xmlns:mc="http://schemas.openxmlformats.org/markup-compatibility/2006" xmlns:aink="http://schemas.microsoft.com/office/drawing/2016/ink" xmlns:am3d="http://schemas.microsoft.com/office/drawing/2017/model3d" xmlns:o="urn:schemas-microsoft-com:office:office" xmlns:r="http://schemas.openxmlformats.org/officeDocument/2006/relationships" xmlns:m="http://schemas.openxmlformats.org/officeDocument/2006/math" xmlns:v="urn:schemas-microsoft-com:vml" xmlns:wp14="http://schemas.microsoft.com/office/word/2010/wordprocessingDrawing" xmlns:wp="http://schemas.openxmlformats.org/drawingml/2006/wordprocessingDrawing" xmlns:w10="urn:schemas-microsoft-com:office:word" xmlns:w="http://schemas.openxmlformats.org/wordprocessingml/2006/main" xmlns:w14="http://schemas.microsoft.com/office/word/2010/wordml" xmlns:w15="http://schemas.microsoft.com/office/word/2012/wordml" xmlns:w16cex="http://schemas.microsoft.com/office/word/2018/wordml/cex" xmlns:w16cid="http://schemas.microsoft.com/office/word/2016/wordml/cid" xmlns:w16="http://schemas.microsoft.com/office/word/2018/wordml" xmlns:w16sdtdh="http://schemas.microsoft.com/office/word/2020/wordml/sdtdatahash" xmlns:w16se="http://schemas.microsoft.com/office/word/2015/wordml/symex" xmlns:wpg="http://schemas.microsoft.com/office/word/2010/wordprocessingGroup" xmlns:wpi="http://schemas.microsoft.com/office/word/2010/wordprocessingInk" xmlns:wne="http://schemas.microsoft.com/office/word/2006/wordml" xmlns:wps="http://schemas.microsoft.com/office/word/2010/wordprocessingShape" mc:Ignorable="w14 w15 w16se w16cid w16 w16cex w16sdtdh wp14">
+<w:hdr xmlns:wpc="http://schemas.microsoft.com/office/word/2010/wordprocessingCanvas" xmlns:cx="http://schemas.microsoft.com/office/drawing/2014/chartex" xmlns:mc="http://schemas.openxmlformats.org/markup-compatibility/2006" xmlns:o="urn:schemas-microsoft-com:office:office" xmlns:r="http://schemas.openxmlformats.org/officeDocument/2006/relationships" xmlns:m="http://schemas.openxmlformats.org/officeDocument/2006/math" xmlns:v="urn:schemas-microsoft-com:vml" xmlns:wp14="http://schemas.microsoft.com/office/word/2010/wordprocessingDrawing" xmlns:wp="http://schemas.openxmlformats.org/drawingml/2006/wordprocessingDrawing" xmlns:w10="urn:schemas-microsoft-com:office:word" xmlns:w="http://schemas.openxmlformats.org/wordprocessingml/2006/main" xmlns:w14="http://schemas.microsoft.com/office/word/2010/wordml" xmlns:w15="http://schemas.microsoft.com/office/word/2012/wordml" xmlns:w16se="http://schemas.microsoft.com/office/word/2015/wordml/symex" xmlns:wpg="http://schemas.microsoft.com/office/word/2010/wordprocessingGroup" xmlns:wpi="http://schemas.microsoft.com/office/word/2010/wordprocessingInk" xmlns:wne="http://schemas.microsoft.com/office/word/2006/wordml" xmlns:wps="http://schemas.microsoft.com/office/word/2010/wordprocessingShape" mc:Ignorable="w14 w15 w16se wp14">
   <w:p>
     <w:pPr>
       <w:pStyle w:val="a8"/>
@@ -14315,7 +14406,7 @@
 </file>
 
 <file path=word/numbering.xml><?xml version="1.0" encoding="utf-8"?>
-<w:numbering xmlns:wpc="http://schemas.microsoft.com/office/word/2010/wordprocessingCanvas" xmlns:cx="http://schemas.microsoft.com/office/drawing/2014/chartex" xmlns:cx1="http://schemas.microsoft.com/office/drawing/2015/9/8/chartex" xmlns:cx2="http://schemas.microsoft.com/office/drawing/2015/10/21/chartex" xmlns:cx3="http://schemas.microsoft.com/office/drawing/2016/5/9/chartex" xmlns:cx4="http://schemas.microsoft.com/office/drawing/2016/5/10/chartex" xmlns:cx5="http://schemas.microsoft.com/office/drawing/2016/5/11/chartex" xmlns:cx6="http://schemas.microsoft.com/office/drawing/2016/5/12/chartex" xmlns:cx7="http://schemas.microsoft.com/office/drawing/2016/5/13/chartex" xmlns:cx8="http://schemas.microsoft.com/office/drawing/2016/5/14/chartex" xmlns:mc="http://schemas.openxmlformats.org/markup-compatibility/2006" xmlns:aink="http://schemas.microsoft.com/office/drawing/2016/ink" xmlns:am3d="http://schemas.microsoft.com/office/drawing/2017/model3d" xmlns:o="urn:schemas-microsoft-com:office:office" xmlns:r="http://schemas.openxmlformats.org/officeDocument/2006/relationships" xmlns:m="http://schemas.openxmlformats.org/officeDocument/2006/math" xmlns:v="urn:schemas-microsoft-com:vml" xmlns:wp14="http://schemas.microsoft.com/office/word/2010/wordprocessingDrawing" xmlns:wp="http://schemas.openxmlformats.org/drawingml/2006/wordprocessingDrawing" xmlns:w10="urn:schemas-microsoft-com:office:word" xmlns:w="http://schemas.openxmlformats.org/wordprocessingml/2006/main" xmlns:w14="http://schemas.microsoft.com/office/word/2010/wordml" xmlns:w15="http://schemas.microsoft.com/office/word/2012/wordml" xmlns:w16cex="http://schemas.microsoft.com/office/word/2018/wordml/cex" xmlns:w16cid="http://schemas.microsoft.com/office/word/2016/wordml/cid" xmlns:w16="http://schemas.microsoft.com/office/word/2018/wordml" xmlns:w16sdtdh="http://schemas.microsoft.com/office/word/2020/wordml/sdtdatahash" xmlns:w16se="http://schemas.microsoft.com/office/word/2015/wordml/symex" xmlns:wpg="http://schemas.microsoft.com/office/word/2010/wordprocessingGroup" xmlns:wpi="http://schemas.microsoft.com/office/word/2010/wordprocessingInk" xmlns:wne="http://schemas.microsoft.com/office/word/2006/wordml" xmlns:wps="http://schemas.microsoft.com/office/word/2010/wordprocessingShape" mc:Ignorable="w14 w15 w16se w16cid w16 w16cex w16sdtdh wp14">
+<w:numbering xmlns:wpc="http://schemas.microsoft.com/office/word/2010/wordprocessingCanvas" xmlns:cx="http://schemas.microsoft.com/office/drawing/2014/chartex" xmlns:mc="http://schemas.openxmlformats.org/markup-compatibility/2006" xmlns:o="urn:schemas-microsoft-com:office:office" xmlns:r="http://schemas.openxmlformats.org/officeDocument/2006/relationships" xmlns:m="http://schemas.openxmlformats.org/officeDocument/2006/math" xmlns:v="urn:schemas-microsoft-com:vml" xmlns:wp14="http://schemas.microsoft.com/office/word/2010/wordprocessingDrawing" xmlns:wp="http://schemas.openxmlformats.org/drawingml/2006/wordprocessingDrawing" xmlns:w10="urn:schemas-microsoft-com:office:word" xmlns:w="http://schemas.openxmlformats.org/wordprocessingml/2006/main" xmlns:w14="http://schemas.microsoft.com/office/word/2010/wordml" xmlns:w15="http://schemas.microsoft.com/office/word/2012/wordml" xmlns:w16se="http://schemas.microsoft.com/office/word/2015/wordml/symex" xmlns:wpg="http://schemas.microsoft.com/office/word/2010/wordprocessingGroup" xmlns:wpi="http://schemas.microsoft.com/office/word/2010/wordprocessingInk" xmlns:wne="http://schemas.microsoft.com/office/word/2006/wordml" xmlns:wps="http://schemas.microsoft.com/office/word/2010/wordprocessingShape" mc:Ignorable="w14 w15 w16se wp14">
   <w:abstractNum w:abstractNumId="0" w15:restartNumberingAfterBreak="0">
     <w:nsid w:val="00BF3F48"/>
     <w:multiLevelType w:val="hybridMultilevel"/>
@@ -19293,7 +19384,7 @@
 </file>
 
 <file path=word/styles.xml><?xml version="1.0" encoding="utf-8"?>
-<w:styles xmlns:mc="http://schemas.openxmlformats.org/markup-compatibility/2006" xmlns:r="http://schemas.openxmlformats.org/officeDocument/2006/relationships" xmlns:w="http://schemas.openxmlformats.org/wordprocessingml/2006/main" xmlns:w14="http://schemas.microsoft.com/office/word/2010/wordml" xmlns:w15="http://schemas.microsoft.com/office/word/2012/wordml" xmlns:w16cex="http://schemas.microsoft.com/office/word/2018/wordml/cex" xmlns:w16cid="http://schemas.microsoft.com/office/word/2016/wordml/cid" xmlns:w16="http://schemas.microsoft.com/office/word/2018/wordml" xmlns:w16sdtdh="http://schemas.microsoft.com/office/word/2020/wordml/sdtdatahash" xmlns:w16se="http://schemas.microsoft.com/office/word/2015/wordml/symex" mc:Ignorable="w14 w15 w16se w16cid w16 w16cex w16sdtdh">
+<w:styles xmlns:mc="http://schemas.openxmlformats.org/markup-compatibility/2006" xmlns:r="http://schemas.openxmlformats.org/officeDocument/2006/relationships" xmlns:w="http://schemas.openxmlformats.org/wordprocessingml/2006/main" xmlns:w14="http://schemas.microsoft.com/office/word/2010/wordml" xmlns:w15="http://schemas.microsoft.com/office/word/2012/wordml" xmlns:w16se="http://schemas.microsoft.com/office/word/2015/wordml/symex" mc:Ignorable="w14 w15 w16se">
   <w:docDefaults>
     <w:rPrDefault>
       <w:rPr>
@@ -19303,7 +19394,7 @@
     </w:rPrDefault>
     <w:pPrDefault/>
   </w:docDefaults>
-  <w:latentStyles w:defLockedState="0" w:defUIPriority="0" w:defSemiHidden="0" w:defUnhideWhenUsed="0" w:defQFormat="0" w:count="376">
+  <w:latentStyles w:defLockedState="0" w:defUIPriority="0" w:defSemiHidden="0" w:defUnhideWhenUsed="0" w:defQFormat="0" w:count="371">
     <w:lsdException w:name="Normal" w:qFormat="1"/>
     <w:lsdException w:name="heading 1" w:qFormat="1"/>
     <w:lsdException w:name="heading 2" w:qFormat="1"/>
@@ -19403,6 +19494,7 @@
     <w:lsdException w:name="HTML Sample" w:semiHidden="1" w:unhideWhenUsed="1"/>
     <w:lsdException w:name="HTML Typewriter" w:semiHidden="1" w:unhideWhenUsed="1"/>
     <w:lsdException w:name="HTML Variable" w:semiHidden="1" w:unhideWhenUsed="1"/>
+    <w:lsdException w:name="Normal Table" w:semiHidden="1" w:unhideWhenUsed="1"/>
     <w:lsdException w:name="annotation subject" w:semiHidden="1" w:unhideWhenUsed="1"/>
     <w:lsdException w:name="No List" w:semiHidden="1" w:uiPriority="99" w:unhideWhenUsed="1"/>
     <w:lsdException w:name="Outline List 1" w:semiHidden="1" w:unhideWhenUsed="1"/>
@@ -19445,8 +19537,11 @@
     <w:lsdException w:name="Table Contemporary" w:semiHidden="1" w:unhideWhenUsed="1"/>
     <w:lsdException w:name="Table Elegant" w:semiHidden="1" w:unhideWhenUsed="1"/>
     <w:lsdException w:name="Table Professional" w:semiHidden="1" w:unhideWhenUsed="1"/>
+    <w:lsdException w:name="Table Subtle 1" w:semiHidden="1" w:unhideWhenUsed="1"/>
     <w:lsdException w:name="Table Subtle 2" w:semiHidden="1" w:unhideWhenUsed="1"/>
     <w:lsdException w:name="Table Web 1" w:semiHidden="1" w:unhideWhenUsed="1"/>
+    <w:lsdException w:name="Table Web 2" w:semiHidden="1" w:unhideWhenUsed="1"/>
+    <w:lsdException w:name="Table Web 3" w:semiHidden="1" w:unhideWhenUsed="1"/>
     <w:lsdException w:name="Balloon Text" w:semiHidden="1" w:uiPriority="99" w:unhideWhenUsed="1"/>
     <w:lsdException w:name="Table Theme" w:semiHidden="1" w:unhideWhenUsed="1"/>
     <w:lsdException w:name="Placeholder Text" w:semiHidden="1" w:uiPriority="99"/>
@@ -19664,11 +19759,6 @@
     <w:lsdException w:name="List Table 5 Dark Accent 6" w:uiPriority="50"/>
     <w:lsdException w:name="List Table 6 Colorful Accent 6" w:uiPriority="51"/>
     <w:lsdException w:name="List Table 7 Colorful Accent 6" w:uiPriority="52"/>
-    <w:lsdException w:name="Mention" w:semiHidden="1" w:uiPriority="99" w:unhideWhenUsed="1"/>
-    <w:lsdException w:name="Smart Hyperlink" w:semiHidden="1" w:uiPriority="99" w:unhideWhenUsed="1"/>
-    <w:lsdException w:name="Hashtag" w:semiHidden="1" w:uiPriority="99" w:unhideWhenUsed="1"/>
-    <w:lsdException w:name="Unresolved Mention" w:semiHidden="1" w:uiPriority="99" w:unhideWhenUsed="1"/>
-    <w:lsdException w:name="Smart Link" w:semiHidden="1" w:uiPriority="99" w:unhideWhenUsed="1"/>
   </w:latentStyles>
   <w:style w:type="paragraph" w:default="1" w:styleId="a">
     <w:name w:val="Normal"/>
@@ -22657,13 +22747,18 @@
 </file>
 
 <file path=customXml/item2.xml><?xml version="1.0" encoding="utf-8"?>
-<?mso-contentType ?>
-<customXsn xmlns="http://schemas.microsoft.com/office/2006/metadata/customXsn">
-  <xsnLocation>https://share.cms.gov/office/ois/Services/XLCSC/Documents/Forms/Document/afb7fe7ef5aef69bcustomXsn.xsn</xsnLocation>
-  <cached>True</cached>
-  <openByDefault>False</openByDefault>
-  <xsnScope>https://share.cms.gov/office/ois/Services/XLCSC/Documents</xsnScope>
-</customXsn>
+<p:properties xmlns:p="http://schemas.microsoft.com/office/2006/metadata/properties" xmlns:xsi="http://www.w3.org/2001/XMLSchema-instance">
+  <documentManagement>
+    <Phase xmlns="ce9b7293-7dfe-4d27-bf7f-b543d341c73b"/>
+    <Doc_x0020_Name xmlns="ce9b7293-7dfe-4d27-bf7f-b543d341c73b">58</Doc_x0020_Name>
+    <Document_x0020_Type xmlns="ce9b7293-7dfe-4d27-bf7f-b543d341c73b">Template - Artifact</Document_x0020_Type>
+    <Doc_x0020_Date xmlns="ce9b7293-7dfe-4d27-bf7f-b543d341c73b">2014-08-15T04:00:00+00:00</Doc_x0020_Date>
+    <Swim_x0020_Lane xmlns="ce9b7293-7dfe-4d27-bf7f-b543d341c73b"/>
+    <Doc_x0020_Version xmlns="ce9b7293-7dfe-4d27-bf7f-b543d341c73b">2.0</Doc_x0020_Version>
+    <Related_x0020_Documents xmlns="ce9b7293-7dfe-4d27-bf7f-b543d341c73b"/>
+    <Doc_x0020_Status xmlns="ce9b7293-7dfe-4d27-bf7f-b543d341c73b" xsi:nil="true"/>
+  </documentManagement>
+</p:properties>
 </file>
 
 <file path=customXml/item3.xml><?xml version="1.0" encoding="utf-8"?>
@@ -22902,22 +22997,17 @@
 </file>
 
 <file path=customXml/item4.xml><?xml version="1.0" encoding="utf-8"?>
-<b:Sources xmlns:b="http://schemas.openxmlformats.org/officeDocument/2006/bibliography" xmlns="http://schemas.openxmlformats.org/officeDocument/2006/bibliography" SelectedStyle="\APA.XSL" StyleName="APA"/>
+<?mso-contentType ?>
+<customXsn xmlns="http://schemas.microsoft.com/office/2006/metadata/customXsn">
+  <xsnLocation>https://share.cms.gov/office/ois/Services/XLCSC/Documents/Forms/Document/afb7fe7ef5aef69bcustomXsn.xsn</xsnLocation>
+  <cached>True</cached>
+  <openByDefault>False</openByDefault>
+  <xsnScope>https://share.cms.gov/office/ois/Services/XLCSC/Documents</xsnScope>
+</customXsn>
 </file>
 
 <file path=customXml/item5.xml><?xml version="1.0" encoding="utf-8"?>
-<p:properties xmlns:p="http://schemas.microsoft.com/office/2006/metadata/properties" xmlns:xsi="http://www.w3.org/2001/XMLSchema-instance">
-  <documentManagement>
-    <Phase xmlns="ce9b7293-7dfe-4d27-bf7f-b543d341c73b"/>
-    <Doc_x0020_Name xmlns="ce9b7293-7dfe-4d27-bf7f-b543d341c73b">58</Doc_x0020_Name>
-    <Document_x0020_Type xmlns="ce9b7293-7dfe-4d27-bf7f-b543d341c73b">Template - Artifact</Document_x0020_Type>
-    <Doc_x0020_Date xmlns="ce9b7293-7dfe-4d27-bf7f-b543d341c73b">2014-08-15T04:00:00+00:00</Doc_x0020_Date>
-    <Swim_x0020_Lane xmlns="ce9b7293-7dfe-4d27-bf7f-b543d341c73b"/>
-    <Doc_x0020_Version xmlns="ce9b7293-7dfe-4d27-bf7f-b543d341c73b">2.0</Doc_x0020_Version>
-    <Related_x0020_Documents xmlns="ce9b7293-7dfe-4d27-bf7f-b543d341c73b"/>
-    <Doc_x0020_Status xmlns="ce9b7293-7dfe-4d27-bf7f-b543d341c73b" xsi:nil="true"/>
-  </documentManagement>
-</p:properties>
+<b:Sources xmlns:b="http://schemas.openxmlformats.org/officeDocument/2006/bibliography" xmlns="http://schemas.openxmlformats.org/officeDocument/2006/bibliography" SelectedStyle="\APA.XSL" StyleName="APA"/>
 </file>
 
 <file path=customXml/itemProps1.xml><?xml version="1.0" encoding="utf-8"?>
@@ -22929,9 +23019,10 @@
 </file>
 
 <file path=customXml/itemProps2.xml><?xml version="1.0" encoding="utf-8"?>
-<ds:datastoreItem xmlns:ds="http://schemas.openxmlformats.org/officeDocument/2006/customXml" ds:itemID="{783A12F4-5605-4F81-89E4-E664E475B3D4}">
+<ds:datastoreItem xmlns:ds="http://schemas.openxmlformats.org/officeDocument/2006/customXml" ds:itemID="{014EF446-D6CA-402C-8626-C6422135F7CD}">
   <ds:schemaRefs>
-    <ds:schemaRef ds:uri="http://schemas.microsoft.com/office/2006/metadata/customXsn"/>
+    <ds:schemaRef ds:uri="http://schemas.microsoft.com/office/2006/metadata/properties"/>
+    <ds:schemaRef ds:uri="ce9b7293-7dfe-4d27-bf7f-b543d341c73b"/>
   </ds:schemaRefs>
 </ds:datastoreItem>
 </file>
@@ -22955,18 +23046,17 @@
 </file>
 
 <file path=customXml/itemProps4.xml><?xml version="1.0" encoding="utf-8"?>
-<ds:datastoreItem xmlns:ds="http://schemas.openxmlformats.org/officeDocument/2006/customXml" ds:itemID="{6DC08F43-1533-4323-9E8F-537F363E39E9}">
+<ds:datastoreItem xmlns:ds="http://schemas.openxmlformats.org/officeDocument/2006/customXml" ds:itemID="{783A12F4-5605-4F81-89E4-E664E475B3D4}">
   <ds:schemaRefs>
-    <ds:schemaRef ds:uri="http://schemas.openxmlformats.org/officeDocument/2006/bibliography"/>
+    <ds:schemaRef ds:uri="http://schemas.microsoft.com/office/2006/metadata/customXsn"/>
   </ds:schemaRefs>
 </ds:datastoreItem>
 </file>
 
 <file path=customXml/itemProps5.xml><?xml version="1.0" encoding="utf-8"?>
-<ds:datastoreItem xmlns:ds="http://schemas.openxmlformats.org/officeDocument/2006/customXml" ds:itemID="{014EF446-D6CA-402C-8626-C6422135F7CD}">
+<ds:datastoreItem xmlns:ds="http://schemas.openxmlformats.org/officeDocument/2006/customXml" ds:itemID="{E7C48803-6413-49D7-A9E9-B6412D2F15A8}">
   <ds:schemaRefs>
-    <ds:schemaRef ds:uri="http://schemas.microsoft.com/office/2006/metadata/properties"/>
-    <ds:schemaRef ds:uri="ce9b7293-7dfe-4d27-bf7f-b543d341c73b"/>
+    <ds:schemaRef ds:uri="http://schemas.openxmlformats.org/officeDocument/2006/bibliography"/>
   </ds:schemaRefs>
 </ds:datastoreItem>
 </file>